--- a/PaymentTrends_Bugs/PaymentTrends_Bugs.docx
+++ b/PaymentTrends_Bugs/PaymentTrends_Bugs.docx
@@ -107,7 +107,7 @@
       <w:tr>
         <w:tc>
           <w:tcPr>
-            <w:tcW w:w="1872" w:type="dxa"/>
+            <w:tcW w:w="1560" w:type="dxa"/>
             <w:shd w:val="clear" w:fill="F2F2F2"/>
           </w:tcPr>
           <w:p>
@@ -125,7 +125,7 @@
         </w:tc>
         <w:tc>
           <w:tcPr>
-            <w:tcW w:w="1872" w:type="dxa"/>
+            <w:tcW w:w="1560" w:type="dxa"/>
             <w:shd w:val="clear" w:fill="F2F2F2"/>
           </w:tcPr>
           <w:p>
@@ -143,7 +143,7 @@
         </w:tc>
         <w:tc>
           <w:tcPr>
-            <w:tcW w:w="1872" w:type="dxa"/>
+            <w:tcW w:w="1560" w:type="dxa"/>
             <w:shd w:val="clear" w:fill="F2F2F2"/>
           </w:tcPr>
           <w:p>
@@ -161,7 +161,7 @@
         </w:tc>
         <w:tc>
           <w:tcPr>
-            <w:tcW w:w="1872" w:type="dxa"/>
+            <w:tcW w:w="1560" w:type="dxa"/>
             <w:shd w:val="clear" w:fill="F2F2F2"/>
           </w:tcPr>
           <w:p>
@@ -179,7 +179,7 @@
         </w:tc>
         <w:tc>
           <w:tcPr>
-            <w:tcW w:w="1872" w:type="dxa"/>
+            <w:tcW w:w="1560" w:type="dxa"/>
             <w:shd w:val="clear" w:fill="F2F2F2"/>
           </w:tcPr>
           <w:p>
@@ -192,6 +192,24 @@
                 <w:b/>
               </w:rPr>
               <w:t xml:space="preserve">Gateways</w:t>
+            </w:r>
+          </w:p>
+        </w:tc>
+        <w:tc>
+          <w:tcPr>
+            <w:tcW w:w="1560" w:type="dxa"/>
+            <w:shd w:val="clear" w:fill="F2F2F2"/>
+          </w:tcPr>
+          <w:p>
+            <w:pPr>
+              <w:spacing w:before="40" w:after="40"/>
+            </w:pPr>
+            <w:r>
+              <w:rPr>
+                <w:sz w:val="20"/>
+                <w:b/>
+              </w:rPr>
+              <w:t xml:space="preserve">Seen on 28 Sep</w:t>
             </w:r>
           </w:p>
         </w:tc>
@@ -199,7 +217,7 @@
       <w:tr>
         <w:tc>
           <w:tcPr>
-            <w:tcW w:w="1872" w:type="dxa"/>
+            <w:tcW w:w="1560" w:type="dxa"/>
           </w:tcPr>
           <w:p>
             <w:pPr>
@@ -215,7 +233,7 @@
         </w:tc>
         <w:tc>
           <w:tcPr>
-            <w:tcW w:w="1872" w:type="dxa"/>
+            <w:tcW w:w="1560" w:type="dxa"/>
           </w:tcPr>
           <w:p>
             <w:pPr>
@@ -231,7 +249,7 @@
         </w:tc>
         <w:tc>
           <w:tcPr>
-            <w:tcW w:w="1872" w:type="dxa"/>
+            <w:tcW w:w="1560" w:type="dxa"/>
           </w:tcPr>
           <w:p>
             <w:pPr>
@@ -247,7 +265,7 @@
         </w:tc>
         <w:tc>
           <w:tcPr>
-            <w:tcW w:w="1872" w:type="dxa"/>
+            <w:tcW w:w="1560" w:type="dxa"/>
           </w:tcPr>
           <w:p>
             <w:pPr>
@@ -263,7 +281,7 @@
         </w:tc>
         <w:tc>
           <w:tcPr>
-            <w:tcW w:w="1872" w:type="dxa"/>
+            <w:tcW w:w="1560" w:type="dxa"/>
           </w:tcPr>
           <w:p>
             <w:pPr>
@@ -274,6 +292,22 @@
                 <w:sz w:val="20"/>
               </w:rPr>
               <w:t xml:space="preserve">MerchantE, CommerceHub</w:t>
+            </w:r>
+          </w:p>
+        </w:tc>
+        <w:tc>
+          <w:tcPr>
+            <w:tcW w:w="1560" w:type="dxa"/>
+          </w:tcPr>
+          <w:p>
+            <w:pPr>
+              <w:spacing w:before="40" w:after="40"/>
+            </w:pPr>
+            <w:r>
+              <w:rPr>
+                <w:sz w:val="20"/>
+              </w:rPr>
+              <w:t xml:space="preserve">yes</w:t>
             </w:r>
           </w:p>
         </w:tc>
@@ -281,7 +315,7 @@
       <w:tr>
         <w:tc>
           <w:tcPr>
-            <w:tcW w:w="1872" w:type="dxa"/>
+            <w:tcW w:w="1560" w:type="dxa"/>
           </w:tcPr>
           <w:p>
             <w:pPr>
@@ -297,7 +331,7 @@
         </w:tc>
         <w:tc>
           <w:tcPr>
-            <w:tcW w:w="1872" w:type="dxa"/>
+            <w:tcW w:w="1560" w:type="dxa"/>
           </w:tcPr>
           <w:p>
             <w:pPr>
@@ -313,7 +347,7 @@
         </w:tc>
         <w:tc>
           <w:tcPr>
-            <w:tcW w:w="1872" w:type="dxa"/>
+            <w:tcW w:w="1560" w:type="dxa"/>
           </w:tcPr>
           <w:p>
             <w:pPr>
@@ -329,7 +363,7 @@
         </w:tc>
         <w:tc>
           <w:tcPr>
-            <w:tcW w:w="1872" w:type="dxa"/>
+            <w:tcW w:w="1560" w:type="dxa"/>
           </w:tcPr>
           <w:p>
             <w:pPr>
@@ -345,7 +379,7 @@
         </w:tc>
         <w:tc>
           <w:tcPr>
-            <w:tcW w:w="1872" w:type="dxa"/>
+            <w:tcW w:w="1560" w:type="dxa"/>
           </w:tcPr>
           <w:p>
             <w:pPr>
@@ -356,6 +390,22 @@
                 <w:sz w:val="20"/>
               </w:rPr>
               <w:t xml:space="preserve">IPG</w:t>
+            </w:r>
+          </w:p>
+        </w:tc>
+        <w:tc>
+          <w:tcPr>
+            <w:tcW w:w="1560" w:type="dxa"/>
+          </w:tcPr>
+          <w:p>
+            <w:pPr>
+              <w:spacing w:before="40" w:after="40"/>
+            </w:pPr>
+            <w:r>
+              <w:rPr>
+                <w:sz w:val="20"/>
+              </w:rPr>
+              <w:t xml:space="preserve">yes</w:t>
             </w:r>
           </w:p>
         </w:tc>
@@ -363,7 +413,7 @@
       <w:tr>
         <w:tc>
           <w:tcPr>
-            <w:tcW w:w="1872" w:type="dxa"/>
+            <w:tcW w:w="1560" w:type="dxa"/>
           </w:tcPr>
           <w:p>
             <w:pPr>
@@ -379,7 +429,7 @@
         </w:tc>
         <w:tc>
           <w:tcPr>
-            <w:tcW w:w="1872" w:type="dxa"/>
+            <w:tcW w:w="1560" w:type="dxa"/>
           </w:tcPr>
           <w:p>
             <w:pPr>
@@ -395,7 +445,7 @@
         </w:tc>
         <w:tc>
           <w:tcPr>
-            <w:tcW w:w="1872" w:type="dxa"/>
+            <w:tcW w:w="1560" w:type="dxa"/>
           </w:tcPr>
           <w:p>
             <w:pPr>
@@ -411,7 +461,7 @@
         </w:tc>
         <w:tc>
           <w:tcPr>
-            <w:tcW w:w="1872" w:type="dxa"/>
+            <w:tcW w:w="1560" w:type="dxa"/>
           </w:tcPr>
           <w:p>
             <w:pPr>
@@ -427,7 +477,7 @@
         </w:tc>
         <w:tc>
           <w:tcPr>
-            <w:tcW w:w="1872" w:type="dxa"/>
+            <w:tcW w:w="1560" w:type="dxa"/>
           </w:tcPr>
           <w:p>
             <w:pPr>
@@ -438,6 +488,22 @@
                 <w:sz w:val="20"/>
               </w:rPr>
               <w:t xml:space="preserve">IPG</w:t>
+            </w:r>
+          </w:p>
+        </w:tc>
+        <w:tc>
+          <w:tcPr>
+            <w:tcW w:w="1560" w:type="dxa"/>
+          </w:tcPr>
+          <w:p>
+            <w:pPr>
+              <w:spacing w:before="40" w:after="40"/>
+            </w:pPr>
+            <w:r>
+              <w:rPr>
+                <w:sz w:val="20"/>
+              </w:rPr>
+              <w:t xml:space="preserve">yes</w:t>
             </w:r>
           </w:p>
         </w:tc>
@@ -445,7 +511,7 @@
       <w:tr>
         <w:tc>
           <w:tcPr>
-            <w:tcW w:w="1872" w:type="dxa"/>
+            <w:tcW w:w="1560" w:type="dxa"/>
           </w:tcPr>
           <w:p>
             <w:pPr>
@@ -461,7 +527,7 @@
         </w:tc>
         <w:tc>
           <w:tcPr>
-            <w:tcW w:w="1872" w:type="dxa"/>
+            <w:tcW w:w="1560" w:type="dxa"/>
           </w:tcPr>
           <w:p>
             <w:pPr>
@@ -477,7 +543,7 @@
         </w:tc>
         <w:tc>
           <w:tcPr>
-            <w:tcW w:w="1872" w:type="dxa"/>
+            <w:tcW w:w="1560" w:type="dxa"/>
           </w:tcPr>
           <w:p>
             <w:pPr>
@@ -493,7 +559,7 @@
         </w:tc>
         <w:tc>
           <w:tcPr>
-            <w:tcW w:w="1872" w:type="dxa"/>
+            <w:tcW w:w="1560" w:type="dxa"/>
           </w:tcPr>
           <w:p>
             <w:pPr>
@@ -509,7 +575,7 @@
         </w:tc>
         <w:tc>
           <w:tcPr>
-            <w:tcW w:w="1872" w:type="dxa"/>
+            <w:tcW w:w="1560" w:type="dxa"/>
           </w:tcPr>
           <w:p>
             <w:pPr>
@@ -520,6 +586,22 @@
                 <w:sz w:val="20"/>
               </w:rPr>
               <w:t xml:space="preserve">IPG</w:t>
+            </w:r>
+          </w:p>
+        </w:tc>
+        <w:tc>
+          <w:tcPr>
+            <w:tcW w:w="1560" w:type="dxa"/>
+          </w:tcPr>
+          <w:p>
+            <w:pPr>
+              <w:spacing w:before="40" w:after="40"/>
+            </w:pPr>
+            <w:r>
+              <w:rPr>
+                <w:sz w:val="20"/>
+              </w:rPr>
+              <w:t xml:space="preserve">yes</w:t>
             </w:r>
           </w:p>
         </w:tc>
@@ -527,7 +609,7 @@
       <w:tr>
         <w:tc>
           <w:tcPr>
-            <w:tcW w:w="1872" w:type="dxa"/>
+            <w:tcW w:w="1560" w:type="dxa"/>
           </w:tcPr>
           <w:p>
             <w:pPr>
@@ -543,7 +625,7 @@
         </w:tc>
         <w:tc>
           <w:tcPr>
-            <w:tcW w:w="1872" w:type="dxa"/>
+            <w:tcW w:w="1560" w:type="dxa"/>
           </w:tcPr>
           <w:p>
             <w:pPr>
@@ -559,23 +641,23 @@
         </w:tc>
         <w:tc>
           <w:tcPr>
-            <w:tcW w:w="1872" w:type="dxa"/>
-          </w:tcPr>
-          <w:p>
-            <w:pPr>
-              <w:spacing w:before="40" w:after="40"/>
-            </w:pPr>
-            <w:r>
-              <w:rPr>
-                <w:sz w:val="20"/>
-              </w:rPr>
-              <w:t xml:space="preserve">A failed load tells the merchant nothing</w:t>
-            </w:r>
-          </w:p>
-        </w:tc>
-        <w:tc>
-          <w:tcPr>
-            <w:tcW w:w="1872" w:type="dxa"/>
+            <w:tcW w:w="1560" w:type="dxa"/>
+          </w:tcPr>
+          <w:p>
+            <w:pPr>
+              <w:spacing w:before="40" w:after="40"/>
+            </w:pPr>
+            <w:r>
+              <w:rPr>
+                <w:sz w:val="20"/>
+              </w:rPr>
+              <w:t xml:space="preserve">A failure tells the merchant nothing</w:t>
+            </w:r>
+          </w:p>
+        </w:tc>
+        <w:tc>
+          <w:tcPr>
+            <w:tcW w:w="1560" w:type="dxa"/>
           </w:tcPr>
           <w:p>
             <w:pPr>
@@ -591,7 +673,7 @@
         </w:tc>
         <w:tc>
           <w:tcPr>
-            <w:tcW w:w="1872" w:type="dxa"/>
+            <w:tcW w:w="1560" w:type="dxa"/>
           </w:tcPr>
           <w:p>
             <w:pPr>
@@ -602,6 +684,22 @@
                 <w:sz w:val="20"/>
               </w:rPr>
               <w:t xml:space="preserve">all gateways</w:t>
+            </w:r>
+          </w:p>
+        </w:tc>
+        <w:tc>
+          <w:tcPr>
+            <w:tcW w:w="1560" w:type="dxa"/>
+          </w:tcPr>
+          <w:p>
+            <w:pPr>
+              <w:spacing w:before="40" w:after="40"/>
+            </w:pPr>
+            <w:r>
+              <w:rPr>
+                <w:sz w:val="20"/>
+              </w:rPr>
+              <w:t xml:space="preserve">yes</w:t>
             </w:r>
           </w:p>
         </w:tc>
@@ -609,7 +707,7 @@
       <w:tr>
         <w:tc>
           <w:tcPr>
-            <w:tcW w:w="1872" w:type="dxa"/>
+            <w:tcW w:w="1560" w:type="dxa"/>
           </w:tcPr>
           <w:p>
             <w:pPr>
@@ -625,7 +723,105 @@
         </w:tc>
         <w:tc>
           <w:tcPr>
-            <w:tcW w:w="1872" w:type="dxa"/>
+            <w:tcW w:w="1560" w:type="dxa"/>
+          </w:tcPr>
+          <w:p>
+            <w:pPr>
+              <w:spacing w:before="40" w:after="40"/>
+            </w:pPr>
+            <w:r>
+              <w:rPr>
+                <w:sz w:val="20"/>
+              </w:rPr>
+              <w:t xml:space="preserve">PT-NEG-05</w:t>
+            </w:r>
+          </w:p>
+        </w:tc>
+        <w:tc>
+          <w:tcPr>
+            <w:tcW w:w="1560" w:type="dxa"/>
+          </w:tcPr>
+          <w:p>
+            <w:pPr>
+              <w:spacing w:before="40" w:after="40"/>
+            </w:pPr>
+            <w:r>
+              <w:rPr>
+                <w:sz w:val="20"/>
+              </w:rPr>
+              <w:t xml:space="preserve">The value axis falls back to a fixed 0-300 scale</w:t>
+            </w:r>
+          </w:p>
+        </w:tc>
+        <w:tc>
+          <w:tcPr>
+            <w:tcW w:w="1560" w:type="dxa"/>
+          </w:tcPr>
+          <w:p>
+            <w:pPr>
+              <w:spacing w:before="40" w:after="40"/>
+            </w:pPr>
+            <w:r>
+              <w:rPr>
+                <w:sz w:val="20"/>
+              </w:rPr>
+              <w:t xml:space="preserve">Medium</w:t>
+            </w:r>
+          </w:p>
+        </w:tc>
+        <w:tc>
+          <w:tcPr>
+            <w:tcW w:w="1560" w:type="dxa"/>
+          </w:tcPr>
+          <w:p>
+            <w:pPr>
+              <w:spacing w:before="40" w:after="40"/>
+            </w:pPr>
+            <w:r>
+              <w:rPr>
+                <w:sz w:val="20"/>
+              </w:rPr>
+              <w:t xml:space="preserve">MerchantE, CommerceHub</w:t>
+            </w:r>
+          </w:p>
+        </w:tc>
+        <w:tc>
+          <w:tcPr>
+            <w:tcW w:w="1560" w:type="dxa"/>
+          </w:tcPr>
+          <w:p>
+            <w:pPr>
+              <w:spacing w:before="40" w:after="40"/>
+            </w:pPr>
+            <w:r>
+              <w:rPr>
+                <w:sz w:val="20"/>
+              </w:rPr>
+              <w:t xml:space="preserve">yes</w:t>
+            </w:r>
+          </w:p>
+        </w:tc>
+      </w:tr>
+      <w:tr>
+        <w:tc>
+          <w:tcPr>
+            <w:tcW w:w="1560" w:type="dxa"/>
+          </w:tcPr>
+          <w:p>
+            <w:pPr>
+              <w:spacing w:before="40" w:after="40"/>
+            </w:pPr>
+            <w:r>
+              <w:rPr>
+                <w:sz w:val="20"/>
+              </w:rPr>
+              <w:t xml:space="preserve">7</w:t>
+            </w:r>
+          </w:p>
+        </w:tc>
+        <w:tc>
+          <w:tcPr>
+            <w:tcW w:w="1560" w:type="dxa"/>
           </w:tcPr>
           <w:p>
             <w:pPr>
@@ -641,7 +837,7 @@
         </w:tc>
         <w:tc>
           <w:tcPr>
-            <w:tcW w:w="1872" w:type="dxa"/>
+            <w:tcW w:w="1560" w:type="dxa"/>
           </w:tcPr>
           <w:p>
             <w:pPr>
@@ -657,7 +853,7 @@
         </w:tc>
         <w:tc>
           <w:tcPr>
-            <w:tcW w:w="1872" w:type="dxa"/>
+            <w:tcW w:w="1560" w:type="dxa"/>
           </w:tcPr>
           <w:p>
             <w:pPr>
@@ -673,17 +869,33 @@
         </w:tc>
         <w:tc>
           <w:tcPr>
-            <w:tcW w:w="1872" w:type="dxa"/>
-          </w:tcPr>
-          <w:p>
-            <w:pPr>
-              <w:spacing w:before="40" w:after="40"/>
-            </w:pPr>
-            <w:r>
-              <w:rPr>
-                <w:sz w:val="20"/>
-              </w:rPr>
-              <w:t xml:space="preserve">MerchantE, SnapPay, CommerceHub</w:t>
+            <w:tcW w:w="1560" w:type="dxa"/>
+          </w:tcPr>
+          <w:p>
+            <w:pPr>
+              <w:spacing w:before="40" w:after="40"/>
+            </w:pPr>
+            <w:r>
+              <w:rPr>
+                <w:sz w:val="20"/>
+              </w:rPr>
+              <w:t xml:space="preserve">MerchantE</w:t>
+            </w:r>
+          </w:p>
+        </w:tc>
+        <w:tc>
+          <w:tcPr>
+            <w:tcW w:w="1560" w:type="dxa"/>
+          </w:tcPr>
+          <w:p>
+            <w:pPr>
+              <w:spacing w:before="40" w:after="40"/>
+            </w:pPr>
+            <w:r>
+              <w:rPr>
+                <w:sz w:val="20"/>
+              </w:rPr>
+              <w:t xml:space="preserve">no — see section 7</w:t>
             </w:r>
           </w:p>
         </w:tc>
@@ -705,35 +917,62 @@
         <w:rPr>
           <w:sz w:val="22"/>
         </w:rPr>
-        <w:t xml:space="preserve">Defects 2, 3 and 4 are one fault seen from three angles. Fixing 2 should close all three. Defects 5 and 6 both follow from the same failed call and are why two further test cases, PT-LEG-02 on MerchantE and PT-TIP-02, cannot be run at all.</w:t>
-      </w:r>
-    </w:p>
-    <w:p>
-      <w:pPr>
-        <w:spacing w:before="0" w:after="120"/>
-        <w:rPr>
-          <w:sz w:val="22"/>
-        </w:rPr>
-      </w:pPr>
-      <w:r>
-        <w:rPr>
-          <w:sz w:val="22"/>
-        </w:rPr>
-        <w:t xml:space="preserve">Only PT-LOAD-09 is automated so far, as an expected failure. The rest are recorded from manual runs and are next in line for automation.</w:t>
-      </w:r>
-    </w:p>
-    <w:p>
-      <w:pPr>
-        <w:spacing w:before="0" w:after="120"/>
-        <w:rPr>
-          <w:sz w:val="22"/>
-        </w:rPr>
-      </w:pPr>
-      <w:r>
-        <w:rPr>
-          <w:sz w:val="22"/>
-        </w:rPr>
-        <w:t xml:space="preserve">A closing section lists three things that look like defects and are not, so they do not get raised again.</w:t>
+        <w:t xml:space="preserve">Defects 2, 3 and 4 are one fault seen from three angles. Fixing 2 should close all three.</w:t>
+      </w:r>
+    </w:p>
+    <w:p>
+      <w:pPr>
+        <w:spacing w:before="0" w:after="120"/>
+        <w:rPr>
+          <w:sz w:val="22"/>
+        </w:rPr>
+      </w:pPr>
+      <w:r>
+        <w:rPr>
+          <w:sz w:val="22"/>
+        </w:rPr>
+        <w:t xml:space="preserve">Defects 1, 5 and 6 are also one fault. A single unhandled error stops the chart being built, and what is left on screen is a blank axis, a default scale and no explanation.</w:t>
+      </w:r>
+    </w:p>
+    <w:p>
+      <w:pPr>
+        <w:spacing w:before="0" w:after="120"/>
+        <w:rPr>
+          <w:sz w:val="22"/>
+        </w:rPr>
+      </w:pPr>
+      <w:r>
+        <w:rPr>
+          <w:sz w:val="22"/>
+        </w:rPr>
+        <w:t xml:space="preserve">Every figure and screenshot in this document was captured on </w:t>
+      </w:r>
+      <w:r>
+        <w:rPr>
+          <w:sz w:val="22"/>
+          <w:b/>
+        </w:rPr>
+        <w:t xml:space="preserve">28 September 2026</w:t>
+      </w:r>
+      <w:r>
+        <w:rPr>
+          <w:sz w:val="22"/>
+        </w:rPr>
+        <w:t xml:space="preserve"> against QA. Where an earlier note in the test-case sheet disagrees with what was measured, the earlier note is wrong and is corrected in place.</w:t>
+      </w:r>
+    </w:p>
+    <w:p>
+      <w:pPr>
+        <w:spacing w:before="0" w:after="120"/>
+        <w:rPr>
+          <w:sz w:val="22"/>
+        </w:rPr>
+      </w:pPr>
+      <w:r>
+        <w:rPr>
+          <w:sz w:val="22"/>
+        </w:rPr>
+        <w:t xml:space="preserve">A closing section lists three things that look like defects and are not, so they are not raised again.</w:t>
       </w:r>
     </w:p>
     <w:p>
@@ -809,7 +1048,7 @@
         <w:rPr>
           <w:sz w:val="22"/>
         </w:rPr>
-        <w:t xml:space="preserve"> 24 and 25 September 2026</w:t>
+        <w:t xml:space="preserve"> 24, 25 and 28 September 2026</w:t>
       </w:r>
     </w:p>
     <w:p>
@@ -839,21 +1078,21 @@
         <w:rPr>
           <w:sz w:val="22"/>
         </w:rPr>
-        <w:t xml:space="preserve">The Payment Trends chart should always be labelled. Whatever the merchant's data, the horizontal axis names the months the chart covers, so the merchant knows what period they are looking at.</w:t>
-      </w:r>
-    </w:p>
-    <w:p>
-      <w:pPr>
-        <w:spacing w:before="0" w:after="120"/>
-        <w:rPr>
-          <w:sz w:val="22"/>
-        </w:rPr>
-      </w:pPr>
-      <w:r>
-        <w:rPr>
-          <w:sz w:val="22"/>
-        </w:rPr>
-        <w:t xml:space="preserve">On two accounts it draws nothing. The heading renders, the value axis down the side renders, both captions render, and the bottom of the chart is blank. There is no indication that anything is missing — the chart simply has no months on it.</w:t>
+        <w:t xml:space="preserve">The Payment Trends chart should always be labelled. Whatever the merchant's data, the bottom of the chart names the months being shown, so the merchant knows what period they are looking at.</w:t>
+      </w:r>
+    </w:p>
+    <w:p>
+      <w:pPr>
+        <w:spacing w:before="0" w:after="120"/>
+        <w:rPr>
+          <w:sz w:val="22"/>
+        </w:rPr>
+      </w:pPr>
+      <w:r>
+        <w:rPr>
+          <w:sz w:val="22"/>
+        </w:rPr>
+        <w:t xml:space="preserve">On two accounts it draws nothing. The heading renders, the value axis renders, both captions render, and the bottom of the chart is blank. Nothing says anything is missing.</w:t>
       </w:r>
     </w:p>
     <w:p>
@@ -926,7 +1165,7 @@
         <w:rPr>
           <w:sz w:val="22"/>
         </w:rPr>
-        <w:t xml:space="preserve">Six month names are drawn along the bottom of the chart, oldest on the left through to the current month on the right, exactly as they are on every other account.</w:t>
+        <w:t xml:space="preserve">Six month names are drawn along the bottom, oldest on the left through to the current month on the right, exactly as on every other account.</w:t>
       </w:r>
     </w:p>
     <w:p>
@@ -956,7 +1195,176 @@
         <w:rPr>
           <w:sz w:val="22"/>
         </w:rPr>
-        <w:t xml:space="preserve">No month names are drawn on either account. The rest of the chart frame renders normally.</w:t>
+        <w:t xml:space="preserve">No month names on either account. The rest of the chart frame renders normally.</w:t>
+      </w:r>
+    </w:p>
+    <w:p>
+      <w:pPr>
+        <w:spacing w:before="80" w:after="200"/>
+      </w:pPr>
+      <w:r>
+        <w:drawing>
+          <wp:inline distT="0" distB="0" distL="0" distR="0">
+            <wp:extent cx="5943600" cy="3714750"/>
+            <wp:docPr id="100" name="Picture 100"/>
+            <a:graphic xmlns:a="http://schemas.openxmlformats.org/drawingml/2006/main">
+              <a:graphicData uri="http://schemas.openxmlformats.org/drawingml/2006/picture">
+                <pic:pic xmlns:pic="http://schemas.openxmlformats.org/drawingml/2006/picture">
+                  <pic:nvPicPr>
+                    <pic:cNvPr id="100" name="Picture"/>
+                    <pic:cNvPicPr/>
+                  </pic:nvPicPr>
+                  <pic:blipFill>
+                    <a:blip r:embed="rId100"/>
+                    <a:stretch>
+                      <a:fillRect/>
+                    </a:stretch>
+                  </pic:blipFill>
+                  <pic:spPr>
+                    <a:xfrm>
+                      <a:off x="0" y="0"/>
+                      <a:ext cx="5943600" cy="3714750"/>
+                    </a:xfrm>
+                    <a:prstGeom prst="rect">
+                      <a:avLst/>
+                    </a:prstGeom>
+                  </pic:spPr>
+                </pic:pic>
+              </a:graphicData>
+            </a:graphic>
+          </wp:inline>
+        </w:drawing>
+      </w:r>
+    </w:p>
+    <w:p>
+      <w:pPr>
+        <w:spacing w:before="0" w:after="120"/>
+        <w:rPr>
+          <w:sz w:val="22"/>
+        </w:rPr>
+      </w:pPr>
+      <w:r>
+        <w:rPr>
+          <w:sz w:val="22"/>
+        </w:rPr>
+        <w:t xml:space="preserve">The strip where the months belong is empty. Note that the </w:t>
+      </w:r>
+      <w:r>
+        <w:rPr>
+          <w:sz w:val="22"/>
+          <w:b/>
+        </w:rPr>
+        <w:t xml:space="preserve">Months</w:t>
+      </w:r>
+      <w:r>
+        <w:rPr>
+          <w:sz w:val="22"/>
+        </w:rPr>
+        <w:t xml:space="preserve"> caption underneath it does render, the legend is correct, and the gateway resolved — so this is not a page that failed to load.</w:t>
+      </w:r>
+    </w:p>
+    <w:p>
+      <w:pPr>
+        <w:spacing w:before="0" w:after="120"/>
+        <w:rPr>
+          <w:sz w:val="22"/>
+        </w:rPr>
+      </w:pPr>
+      <w:r>
+        <w:rPr>
+          <w:sz w:val="22"/>
+        </w:rPr>
+        <w:t xml:space="preserve">CommerceHub shows exactly the same thing, and it is the account that rules out the obvious explanation:</w:t>
+      </w:r>
+    </w:p>
+    <w:p>
+      <w:pPr>
+        <w:spacing w:before="80" w:after="200"/>
+      </w:pPr>
+      <w:r>
+        <w:drawing>
+          <wp:inline distT="0" distB="0" distL="0" distR="0">
+            <wp:extent cx="5943600" cy="3714750"/>
+            <wp:docPr id="101" name="Picture 101"/>
+            <a:graphic xmlns:a="http://schemas.openxmlformats.org/drawingml/2006/main">
+              <a:graphicData uri="http://schemas.openxmlformats.org/drawingml/2006/picture">
+                <pic:pic xmlns:pic="http://schemas.openxmlformats.org/drawingml/2006/picture">
+                  <pic:nvPicPr>
+                    <pic:cNvPr id="101" name="Picture"/>
+                    <pic:cNvPicPr/>
+                  </pic:nvPicPr>
+                  <pic:blipFill>
+                    <a:blip r:embed="rId101"/>
+                    <a:stretch>
+                      <a:fillRect/>
+                    </a:stretch>
+                  </pic:blipFill>
+                  <pic:spPr>
+                    <a:xfrm>
+                      <a:off x="0" y="0"/>
+                      <a:ext cx="5943600" cy="3714750"/>
+                    </a:xfrm>
+                    <a:prstGeom prst="rect">
+                      <a:avLst/>
+                    </a:prstGeom>
+                  </pic:spPr>
+                </pic:pic>
+              </a:graphicData>
+            </a:graphic>
+          </wp:inline>
+        </w:drawing>
+      </w:r>
+    </w:p>
+    <w:p>
+      <w:pPr>
+        <w:spacing w:before="0" w:after="120"/>
+        <w:rPr>
+          <w:sz w:val="22"/>
+        </w:rPr>
+      </w:pPr>
+      <w:r>
+        <w:rPr>
+          <w:sz w:val="22"/>
+        </w:rPr>
+        <w:t xml:space="preserve">For contrast, the same page on BillPay:</w:t>
+      </w:r>
+    </w:p>
+    <w:p>
+      <w:pPr>
+        <w:spacing w:before="80" w:after="200"/>
+      </w:pPr>
+      <w:r>
+        <w:drawing>
+          <wp:inline distT="0" distB="0" distL="0" distR="0">
+            <wp:extent cx="5943600" cy="3714750"/>
+            <wp:docPr id="102" name="Picture 102"/>
+            <a:graphic xmlns:a="http://schemas.openxmlformats.org/drawingml/2006/main">
+              <a:graphicData uri="http://schemas.openxmlformats.org/drawingml/2006/picture">
+                <pic:pic xmlns:pic="http://schemas.openxmlformats.org/drawingml/2006/picture">
+                  <pic:nvPicPr>
+                    <pic:cNvPr id="102" name="Picture"/>
+                    <pic:cNvPicPr/>
+                  </pic:nvPicPr>
+                  <pic:blipFill>
+                    <a:blip r:embed="rId102"/>
+                    <a:stretch>
+                      <a:fillRect/>
+                    </a:stretch>
+                  </pic:blipFill>
+                  <pic:spPr>
+                    <a:xfrm>
+                      <a:off x="0" y="0"/>
+                      <a:ext cx="5943600" cy="3714750"/>
+                    </a:xfrm>
+                    <a:prstGeom prst="rect">
+                      <a:avLst/>
+                    </a:prstGeom>
+                  </pic:spPr>
+                </pic:pic>
+              </a:graphicData>
+            </a:graphic>
+          </wp:inline>
+        </w:drawing>
       </w:r>
     </w:p>
     <w:p>
@@ -972,21 +1380,91 @@
           <w:sz w:val="28"/>
           <w:b/>
         </w:rPr>
-        <w:t xml:space="preserve">Evidence</w:t>
-      </w:r>
-    </w:p>
-    <w:p>
-      <w:pPr>
-        <w:spacing w:before="0" w:after="120"/>
-        <w:rPr>
-          <w:sz w:val="22"/>
-        </w:rPr>
-      </w:pPr>
-      <w:r>
-        <w:rPr>
-          <w:sz w:val="22"/>
-        </w:rPr>
-        <w:t xml:space="preserve">Measured across all six accounts on 25 September, with the range left at its default of Last 6 Months:</w:t>
+        <w:t xml:space="preserve">What pins the cause</w:t>
+      </w:r>
+    </w:p>
+    <w:p>
+      <w:pPr>
+        <w:spacing w:before="0" w:after="120"/>
+        <w:rPr>
+          <w:sz w:val="22"/>
+        </w:rPr>
+      </w:pPr>
+      <w:r>
+        <w:rPr>
+          <w:sz w:val="22"/>
+        </w:rPr>
+        <w:t xml:space="preserve">Two earlier explanations were recorded and </w:t>
+      </w:r>
+      <w:r>
+        <w:rPr>
+          <w:sz w:val="22"/>
+          <w:b/>
+        </w:rPr>
+        <w:t xml:space="preserve">both are wrong</w:t>
+      </w:r>
+      <w:r>
+        <w:rPr>
+          <w:sz w:val="22"/>
+        </w:rPr>
+        <w:t xml:space="preserve">. It is worth saying so plainly so they are not chased again:</w:t>
+      </w:r>
+    </w:p>
+    <w:p>
+      <w:pPr>
+        <w:spacing w:before="0" w:after="80"/>
+        <w:ind w:left="360"/>
+        <w:rPr>
+          <w:sz w:val="22"/>
+        </w:rPr>
+      </w:pPr>
+      <w:r>
+        <w:rPr>
+          <w:sz w:val="22"/>
+        </w:rPr>
+        <w:t xml:space="preserve">• *"The merchant is empty."* No. CommerceHub has 35 payments in the range and still draws nothing.</w:t>
+      </w:r>
+    </w:p>
+    <w:p>
+      <w:pPr>
+        <w:spacing w:before="0" w:after="80"/>
+        <w:ind w:left="360"/>
+        <w:rPr>
+          <w:sz w:val="22"/>
+        </w:rPr>
+      </w:pPr>
+      <w:r>
+        <w:rPr>
+          <w:sz w:val="22"/>
+        </w:rPr>
+        <w:t xml:space="preserve">• *"The response is short."* No. Both accounts return six monthly entries, the same as the working ones.</w:t>
+      </w:r>
+    </w:p>
+    <w:p>
+      <w:pPr>
+        <w:spacing w:before="0" w:after="120"/>
+        <w:rPr>
+          <w:sz w:val="22"/>
+        </w:rPr>
+      </w:pPr>
+      <w:r>
+        <w:rPr>
+          <w:sz w:val="22"/>
+        </w:rPr>
+        <w:t xml:space="preserve">The response was captured on all five accounts on 28 September. The difference is the </w:t>
+      </w:r>
+      <w:r>
+        <w:rPr>
+          <w:sz w:val="22"/>
+          <w:b/>
+        </w:rPr>
+        <w:t xml:space="preserve">shape</w:t>
+      </w:r>
+      <w:r>
+        <w:rPr>
+          <w:sz w:val="22"/>
+        </w:rPr>
+        <w:t xml:space="preserve"> of the payload, not its size:</w:t>
       </w:r>
     </w:p>
     <w:tbl>
@@ -1034,7 +1512,7 @@
                 <w:sz w:val="20"/>
                 <w:b/>
               </w:rPr>
-              <w:t xml:space="preserve">Payments in range</w:t>
+              <w:t xml:space="preserve">data.data</w:t>
             </w:r>
           </w:p>
         </w:tc>
@@ -1052,7 +1530,7 @@
                 <w:sz w:val="20"/>
                 <w:b/>
               </w:rPr>
-              <w:t xml:space="preserve">Month names drawn</w:t>
+              <w:t xml:space="preserve">Month names</w:t>
             </w:r>
           </w:p>
         </w:tc>
@@ -1070,7 +1548,7 @@
               <w:rPr>
                 <w:sz w:val="20"/>
               </w:rPr>
-              <w:t xml:space="preserve">IPG</w:t>
+              <w:t xml:space="preserve">BillPay</w:t>
             </w:r>
           </w:p>
         </w:tc>
@@ -1086,7 +1564,7 @@
               <w:rPr>
                 <w:sz w:val="20"/>
               </w:rPr>
-              <w:t xml:space="preserve">2,436</w:t>
+              <w:t xml:space="preserve">[array(6), array(6)]</w:t>
             </w:r>
           </w:p>
         </w:tc>
@@ -1120,7 +1598,7 @@
               <w:rPr>
                 <w:sz w:val="20"/>
               </w:rPr>
-              <w:t xml:space="preserve">BillPay</w:t>
+              <w:t xml:space="preserve">SnapPay</w:t>
             </w:r>
           </w:p>
         </w:tc>
@@ -1136,7 +1614,7 @@
               <w:rPr>
                 <w:sz w:val="20"/>
               </w:rPr>
-              <w:t xml:space="preserve">2,090</w:t>
+              <w:t xml:space="preserve">[array(6), array(6)]</w:t>
             </w:r>
           </w:p>
         </w:tc>
@@ -1170,7 +1648,7 @@
               <w:rPr>
                 <w:sz w:val="20"/>
               </w:rPr>
-              <w:t xml:space="preserve">SnapPay</w:t>
+              <w:t xml:space="preserve">IPG</w:t>
             </w:r>
           </w:p>
         </w:tc>
@@ -1186,7 +1664,7 @@
               <w:rPr>
                 <w:sz w:val="20"/>
               </w:rPr>
-              <w:t xml:space="preserve">224</w:t>
+              <w:t xml:space="preserve">six entries, a different shape</w:t>
             </w:r>
           </w:p>
         </w:tc>
@@ -1220,7 +1698,7 @@
               <w:rPr>
                 <w:sz w:val="20"/>
               </w:rPr>
-              <w:t xml:space="preserve">NuveiPaya</w:t>
+              <w:t xml:space="preserve">MerchantE</w:t>
             </w:r>
           </w:p>
         </w:tc>
@@ -1236,7 +1714,7 @@
               <w:rPr>
                 <w:sz w:val="20"/>
               </w:rPr>
-              <w:t xml:space="preserve">call failed</w:t>
+              <w:t xml:space="preserve">[array(6), null]</w:t>
             </w:r>
           </w:p>
         </w:tc>
@@ -1252,7 +1730,7 @@
               <w:rPr>
                 <w:sz w:val="20"/>
               </w:rPr>
-              <w:t xml:space="preserve">6</w:t>
+              <w:t xml:space="preserve">none</w:t>
             </w:r>
           </w:p>
         </w:tc>
@@ -1286,57 +1764,7 @@
               <w:rPr>
                 <w:sz w:val="20"/>
               </w:rPr>
-              <w:t xml:space="preserve">35</w:t>
-            </w:r>
-          </w:p>
-        </w:tc>
-        <w:tc>
-          <w:tcPr>
-            <w:tcW w:w="3120" w:type="dxa"/>
-          </w:tcPr>
-          <w:p>
-            <w:pPr>
-              <w:spacing w:before="40" w:after="40"/>
-            </w:pPr>
-            <w:r>
-              <w:rPr>
-                <w:sz w:val="20"/>
-              </w:rPr>
-              <w:t xml:space="preserve">none</w:t>
-            </w:r>
-          </w:p>
-        </w:tc>
-      </w:tr>
-      <w:tr>
-        <w:tc>
-          <w:tcPr>
-            <w:tcW w:w="3120" w:type="dxa"/>
-          </w:tcPr>
-          <w:p>
-            <w:pPr>
-              <w:spacing w:before="40" w:after="40"/>
-            </w:pPr>
-            <w:r>
-              <w:rPr>
-                <w:sz w:val="20"/>
-              </w:rPr>
-              <w:t xml:space="preserve">MerchantE</w:t>
-            </w:r>
-          </w:p>
-        </w:tc>
-        <w:tc>
-          <w:tcPr>
-            <w:tcW w:w="3120" w:type="dxa"/>
-          </w:tcPr>
-          <w:p>
-            <w:pPr>
-              <w:spacing w:before="40" w:after="40"/>
-            </w:pPr>
-            <w:r>
-              <w:rPr>
-                <w:sz w:val="20"/>
-              </w:rPr>
-              <w:t xml:space="preserve">0</w:t>
+              <w:t xml:space="preserve">[array(6), null]</w:t>
             </w:r>
           </w:p>
         </w:tc>
@@ -1365,73 +1793,43 @@
     </w:p>
     <w:p>
       <w:pPr>
-        <w:spacing w:before="280" w:after="120"/>
-        <w:rPr>
-          <w:sz w:val="28"/>
-          <w:b/>
-        </w:rPr>
-      </w:pPr>
-      <w:r>
-        <w:rPr>
-          <w:sz w:val="28"/>
-          <w:b/>
-        </w:rPr>
-        <w:t xml:space="preserve">What pins the cause</w:t>
-      </w:r>
-    </w:p>
-    <w:p>
-      <w:pPr>
-        <w:spacing w:before="0" w:after="120"/>
-        <w:rPr>
-          <w:sz w:val="22"/>
-        </w:rPr>
-      </w:pPr>
-      <w:r>
-        <w:rPr>
-          <w:sz w:val="22"/>
-        </w:rPr>
-        <w:t xml:space="preserve">The obvious explanation — that an empty merchant cannot draw labels — is wrong, and it is worth saying so plainly because the defect was first written up that way. CommerceHub has 35 payments in the range and still draws nothing. NuveiPaya's call fails outright and still draws all six.</w:t>
-      </w:r>
-    </w:p>
-    <w:p>
-      <w:pPr>
-        <w:spacing w:before="0" w:after="120"/>
-        <w:rPr>
-          <w:sz w:val="22"/>
-        </w:rPr>
-      </w:pPr>
-      <w:r>
-        <w:rPr>
-          <w:sz w:val="22"/>
-        </w:rPr>
-        <w:t xml:space="preserve">What the two broken accounts share is a </w:t>
-      </w:r>
-      <w:r>
-        <w:rPr>
-          <w:sz w:val="22"/>
-          <w:b/>
-        </w:rPr>
-        <w:t xml:space="preserve">short response</w:t>
-      </w:r>
-      <w:r>
-        <w:rPr>
-          <w:sz w:val="22"/>
-        </w:rPr>
-        <w:t xml:space="preserve">. They returned 2 and 3 monthly figures where the three working accounts returned 12.</w:t>
-      </w:r>
-    </w:p>
-    <w:p>
-      <w:pPr>
-        <w:spacing w:before="0" w:after="120"/>
-        <w:rPr>
-          <w:sz w:val="22"/>
-        </w:rPr>
-      </w:pPr>
-      <w:r>
-        <w:rPr>
-          <w:sz w:val="22"/>
-        </w:rPr>
-        <w:t xml:space="preserve">The mechanism is in </w:t>
+        <w:spacing w:before="0" w:after="120"/>
+        <w:rPr>
+          <w:sz w:val="22"/>
+        </w:rPr>
+      </w:pPr>
+      <w:r>
+        <w:rPr>
+          <w:sz w:val="22"/>
+        </w:rPr>
+        <w:t xml:space="preserve">The rule is exact. Where the payload is a two-element array whose </w:t>
+      </w:r>
+      <w:r>
+        <w:rPr>
+          <w:sz w:val="22"/>
+          <w:b/>
+        </w:rPr>
+        <w:t xml:space="preserve">second element is `null`</w:t>
+      </w:r>
+      <w:r>
+        <w:rPr>
+          <w:sz w:val="22"/>
+        </w:rPr>
+        <w:t xml:space="preserve">, the chart draws no months. Every other shape draws six.</w:t>
+      </w:r>
+    </w:p>
+    <w:p>
+      <w:pPr>
+        <w:spacing w:before="0" w:after="120"/>
+        <w:rPr>
+          <w:sz w:val="22"/>
+        </w:rPr>
+      </w:pPr>
+      <w:r>
+        <w:rPr>
+          <w:sz w:val="22"/>
+        </w:rPr>
+        <w:t xml:space="preserve">The code that breaks on it is in </w:t>
       </w:r>
       <w:r>
         <w:rPr>
@@ -1445,45 +1843,23 @@
         <w:rPr>
           <w:sz w:val="22"/>
         </w:rPr>
-        <w:t xml:space="preserve">. The month names are drawn from the chart's data rows, not from the axis, and the call that supplies those rows sits behind a guard:</w:t>
-      </w:r>
-    </w:p>
-    <w:p>
-      <w:pPr>
-        <w:spacing w:before="0" w:after="80"/>
-        <w:ind w:left="360"/>
-        <w:rPr>
-          <w:sz w:val="22"/>
-        </w:rPr>
-      </w:pPr>
-      <w:r>
-        <w:rPr>
-          <w:sz w:val="22"/>
-        </w:rPr>
-        <w:t xml:space="preserve">• line 527 — </w:t>
-      </w:r>
+        <w:t xml:space="preserve">, lines 506-510:</w:t>
+      </w:r>
+    </w:p>
+    <w:p>
+      <w:pPr>
+        <w:spacing w:before="0" w:after="120"/>
+        <w:rPr>
+          <w:sz w:val="22"/>
+        </w:rPr>
+      </w:pPr>
       <w:r>
         <w:rPr>
           <w:sz w:val="22"/>
           <w:rFonts w:ascii="Consolas" w:hAnsi="Consolas"/>
           <w:sz w:val="20"/>
         </w:rPr>
-        <w:t xml:space="preserve">if (response.data?.data.data?.length &gt; 0)</w:t>
-      </w:r>
-    </w:p>
-    <w:p>
-      <w:pPr>
-        <w:spacing w:before="0" w:after="80"/>
-        <w:ind w:left="360"/>
-        <w:rPr>
-          <w:sz w:val="22"/>
-        </w:rPr>
-      </w:pPr>
-      <w:r>
-        <w:rPr>
-          <w:sz w:val="22"/>
-        </w:rPr>
-        <w:t xml:space="preserve">• line 567 — </w:t>
+        <w:t xml:space="preserve"/>
       </w:r>
       <w:r>
         <w:rPr>
@@ -1491,158 +1867,7 @@
           <w:rFonts w:ascii="Consolas" w:hAnsi="Consolas"/>
           <w:sz w:val="20"/>
         </w:rPr>
-        <w:t xml:space="preserve">setmonthStateData(responsedata)</w:t>
-      </w:r>
-      <w:r>
-        <w:rPr>
-          <w:sz w:val="22"/>
-        </w:rPr>
-        <w:t xml:space="preserve">, inside that guard</w:t>
-      </w:r>
-    </w:p>
-    <w:p>
-      <w:pPr>
-        <w:spacing w:before="0" w:after="120"/>
-        <w:rPr>
-          <w:sz w:val="22"/>
-        </w:rPr>
-      </w:pPr>
-      <w:r>
-        <w:rPr>
-          <w:sz w:val="22"/>
-        </w:rPr>
-        <w:t xml:space="preserve">So when the response carries no usable rows, the chart's data is never set and the axis has nothing to label. The six month names the page already knows about are computed separately and are never used as a fallback.</w:t>
-      </w:r>
-    </w:p>
-    <w:p>
-      <w:pPr>
-        <w:spacing w:before="0" w:after="120"/>
-        <w:rPr>
-          <w:sz w:val="22"/>
-        </w:rPr>
-      </w:pPr>
-      <w:r>
-        <w:rPr>
-          <w:sz w:val="22"/>
-        </w:rPr>
-        <w:t xml:space="preserve">That accounts for MerchantE, whose call fails. </w:t>
-      </w:r>
-      <w:r>
-        <w:rPr>
-          <w:sz w:val="22"/>
-          <w:b/>
-        </w:rPr>
-        <w:t xml:space="preserve">It does not yet account for CommerceHub</w:t>
-      </w:r>
-      <w:r>
-        <w:rPr>
-          <w:sz w:val="22"/>
-        </w:rPr>
-        <w:t xml:space="preserve">, which has data and still draws nothing, and that half should be confirmed before the fix is designed.</w:t>
-      </w:r>
-    </w:p>
-    <w:p>
-      <w:pPr>
-        <w:spacing w:before="280" w:after="120"/>
-        <w:rPr>
-          <w:sz w:val="28"/>
-          <w:b/>
-        </w:rPr>
-      </w:pPr>
-      <w:r>
-        <w:rPr>
-          <w:sz w:val="28"/>
-          <w:b/>
-        </w:rPr>
-        <w:t xml:space="preserve">Impact</w:t>
-      </w:r>
-    </w:p>
-    <w:p>
-      <w:pPr>
-        <w:spacing w:before="0" w:after="120"/>
-        <w:rPr>
-          <w:sz w:val="22"/>
-        </w:rPr>
-      </w:pPr>
-      <w:r>
-        <w:rPr>
-          <w:sz w:val="22"/>
-        </w:rPr>
-        <w:t xml:space="preserve">The merchant sees a chart they cannot read. Bars may be drawn with nothing to say which month each belongs to, so the page is useless for the one thing it exists to do. It also looks like a rendering fault rather than a data problem, so it is likely to be reported as a broken page.</w:t>
-      </w:r>
-    </w:p>
-    <w:p>
-      <w:pPr>
-        <w:spacing w:before="280" w:after="120"/>
-        <w:rPr>
-          <w:sz w:val="28"/>
-          <w:b/>
-        </w:rPr>
-      </w:pPr>
-      <w:r>
-        <w:rPr>
-          <w:sz w:val="28"/>
-          <w:b/>
-        </w:rPr>
-        <w:t xml:space="preserve">Notes for the developer</w:t>
-      </w:r>
-    </w:p>
-    <w:p>
-      <w:pPr>
-        <w:spacing w:before="0" w:after="120"/>
-        <w:rPr>
-          <w:sz w:val="22"/>
-        </w:rPr>
-      </w:pPr>
-      <w:r>
-        <w:rPr>
-          <w:sz w:val="22"/>
-        </w:rPr>
-        <w:t xml:space="preserve">Drawing the axis from the month list the page already computes, rather than from the returned rows, would make the chart label itself correctly whatever the response contains. That list exists and is already correct — it is what the working accounts end up displaying.</w:t>
-      </w:r>
-    </w:p>
-    <w:p>
-      <w:pPr>
-        <w:spacing w:before="280" w:after="120"/>
-        <w:rPr>
-          <w:sz w:val="28"/>
-          <w:b/>
-        </w:rPr>
-      </w:pPr>
-      <w:r>
-        <w:rPr>
-          <w:sz w:val="28"/>
-          <w:b/>
-        </w:rPr>
-        <w:t xml:space="preserve">How to tell it is fixed</w:t>
-      </w:r>
-    </w:p>
-    <w:p>
-      <w:pPr>
-        <w:spacing w:before="0" w:after="120"/>
-        <w:rPr>
-          <w:sz w:val="22"/>
-        </w:rPr>
-      </w:pPr>
-      <w:r>
-        <w:rPr>
-          <w:sz w:val="22"/>
-        </w:rPr>
-        <w:t xml:space="preserve">Open Payment Trends as MerchantE and as CommerceHub. Both should draw six month names ending at the current month, with or without bars above them.</w:t>
-      </w:r>
-    </w:p>
-    <w:p>
-      <w:pPr>
-        <w:spacing w:before="0" w:after="120"/>
-        <w:rPr>
-          <w:sz w:val="22"/>
-        </w:rPr>
-      </w:pPr>
-      <w:r>
-        <w:rPr>
-          <w:sz w:val="22"/>
-        </w:rPr>
-        <w:t xml:space="preserve">The automated test is </w:t>
+        <w:t xml:space="preserve"> if (response?.data.data.data.length === 2) { const arr1Raw = response?.data.data.data[0]; const arr2Raw = response?.data.data.data[1];        // null on these two accounts const hasMonthField = arr1Raw.some(e =&gt; e &amp;&amp; e.month); const arr1 = arr1Raw.filter(e =&gt; e &amp;&amp; Object.keys(e).length &gt; 0); const arr2 = arr2Raw.filter(e =&gt; e &amp;&amp; Object.keys(e).length &gt; 0);   // throws } </w:t>
       </w:r>
       <w:r>
         <w:rPr>
@@ -1650,13 +1875,21 @@
           <w:rFonts w:ascii="Consolas" w:hAnsi="Consolas"/>
           <w:sz w:val="20"/>
         </w:rPr>
-        <w:t xml:space="preserve">PT-LOAD-09</w:t>
-      </w:r>
-      <w:r>
-        <w:rPr>
-          <w:sz w:val="22"/>
-        </w:rPr>
-        <w:t xml:space="preserve"> in </w:t>
+        <w:t xml:space="preserve"/>
+      </w:r>
+    </w:p>
+    <w:p>
+      <w:pPr>
+        <w:spacing w:before="0" w:after="120"/>
+        <w:rPr>
+          <w:sz w:val="22"/>
+        </w:rPr>
+      </w:pPr>
+      <w:r>
+        <w:rPr>
+          <w:sz w:val="22"/>
+        </w:rPr>
+        <w:t xml:space="preserve">The payload having two elements is taken as proof that both are arrays. The second one is </w:t>
       </w:r>
       <w:r>
         <w:rPr>
@@ -1664,13 +1897,282 @@
           <w:rFonts w:ascii="Consolas" w:hAnsi="Consolas"/>
           <w:sz w:val="20"/>
         </w:rPr>
+        <w:t xml:space="preserve">null</w:t>
+      </w:r>
+      <w:r>
+        <w:rPr>
+          <w:sz w:val="22"/>
+        </w:rPr>
+        <w:t xml:space="preserve">, </w:t>
+      </w:r>
+      <w:r>
+        <w:rPr>
+          <w:sz w:val="22"/>
+          <w:rFonts w:ascii="Consolas" w:hAnsi="Consolas"/>
+          <w:sz w:val="20"/>
+        </w:rPr>
+        <w:t xml:space="preserve">.filter()</w:t>
+      </w:r>
+      <w:r>
+        <w:rPr>
+          <w:sz w:val="22"/>
+        </w:rPr>
+        <w:t xml:space="preserve"> is called on it, and that throws.</w:t>
+      </w:r>
+    </w:p>
+    <w:p>
+      <w:pPr>
+        <w:spacing w:before="0" w:after="120"/>
+        <w:rPr>
+          <w:sz w:val="22"/>
+        </w:rPr>
+      </w:pPr>
+      <w:r>
+        <w:rPr>
+          <w:sz w:val="22"/>
+        </w:rPr>
+        <w:t xml:space="preserve">The throw happens </w:t>
+      </w:r>
+      <w:r>
+        <w:rPr>
+          <w:sz w:val="22"/>
+          <w:b/>
+        </w:rPr>
+        <w:t xml:space="preserve">before</w:t>
+      </w:r>
+      <w:r>
+        <w:rPr>
+          <w:sz w:val="22"/>
+        </w:rPr>
+        <w:t xml:space="preserve"> the chart's data is ever set, so </w:t>
+      </w:r>
+      <w:r>
+        <w:rPr>
+          <w:sz w:val="22"/>
+          <w:rFonts w:ascii="Consolas" w:hAnsi="Consolas"/>
+          <w:sz w:val="20"/>
+        </w:rPr>
+        <w:t xml:space="preserve">setmonthStateData</w:t>
+      </w:r>
+      <w:r>
+        <w:rPr>
+          <w:sz w:val="22"/>
+        </w:rPr>
+        <w:t xml:space="preserve"> at line 567 is never reached and the chart is left with nothing to label. The error is then caught by the handler described in defect 5, which does nothing with it — which is why the page looks calm while being broken.</w:t>
+      </w:r>
+    </w:p>
+    <w:p>
+      <w:pPr>
+        <w:spacing w:before="280" w:after="120"/>
+        <w:rPr>
+          <w:sz w:val="28"/>
+          <w:b/>
+        </w:rPr>
+      </w:pPr>
+      <w:r>
+        <w:rPr>
+          <w:sz w:val="28"/>
+          <w:b/>
+        </w:rPr>
+        <w:t xml:space="preserve">Impact</w:t>
+      </w:r>
+    </w:p>
+    <w:p>
+      <w:pPr>
+        <w:spacing w:before="0" w:after="120"/>
+        <w:rPr>
+          <w:sz w:val="22"/>
+        </w:rPr>
+      </w:pPr>
+      <w:r>
+        <w:rPr>
+          <w:sz w:val="22"/>
+        </w:rPr>
+        <w:t xml:space="preserve">The merchant sees a chart they cannot read. Bars can be drawn with nothing to say which month each belongs to, so the page cannot do the one thing it exists for. Because there is no error message, it reads as a rendering glitch rather than as a failure, and it hid inside the test suite for weeks for the same reason.</w:t>
+      </w:r>
+    </w:p>
+    <w:p>
+      <w:pPr>
+        <w:spacing w:before="280" w:after="120"/>
+        <w:rPr>
+          <w:sz w:val="28"/>
+          <w:b/>
+        </w:rPr>
+      </w:pPr>
+      <w:r>
+        <w:rPr>
+          <w:sz w:val="28"/>
+          <w:b/>
+        </w:rPr>
+        <w:t xml:space="preserve">Notes for the developer</w:t>
+      </w:r>
+    </w:p>
+    <w:p>
+      <w:pPr>
+        <w:spacing w:before="0" w:after="120"/>
+        <w:rPr>
+          <w:sz w:val="22"/>
+        </w:rPr>
+      </w:pPr>
+      <w:r>
+        <w:rPr>
+          <w:sz w:val="22"/>
+        </w:rPr>
+        <w:t xml:space="preserve">Two independent fixes, and both are worth doing:</w:t>
+      </w:r>
+    </w:p>
+    <w:p>
+      <w:pPr>
+        <w:spacing w:before="0" w:after="120"/>
+        <w:rPr>
+          <w:sz w:val="22"/>
+        </w:rPr>
+      </w:pPr>
+      <w:r>
+        <w:rPr>
+          <w:sz w:val="22"/>
+        </w:rPr>
+        <w:t xml:space="preserve">1. </w:t>
+      </w:r>
+      <w:r>
+        <w:rPr>
+          <w:sz w:val="22"/>
+          <w:b/>
+        </w:rPr>
+        <w:t xml:space="preserve">Guard the payload shape.</w:t>
+      </w:r>
+      <w:r>
+        <w:rPr>
+          <w:sz w:val="22"/>
+        </w:rPr>
+        <w:t xml:space="preserve"> Check the second element is an array before calling </w:t>
+      </w:r>
+      <w:r>
+        <w:rPr>
+          <w:sz w:val="22"/>
+          <w:rFonts w:ascii="Consolas" w:hAnsi="Consolas"/>
+          <w:sz w:val="20"/>
+        </w:rPr>
+        <w:t xml:space="preserve">.filter()</w:t>
+      </w:r>
+      <w:r>
+        <w:rPr>
+          <w:sz w:val="22"/>
+        </w:rPr>
+        <w:t xml:space="preserve"> on it. </w:t>
+      </w:r>
+      <w:r>
+        <w:rPr>
+          <w:sz w:val="22"/>
+          <w:rFonts w:ascii="Consolas" w:hAnsi="Consolas"/>
+          <w:sz w:val="20"/>
+        </w:rPr>
+        <w:t xml:space="preserve">Array.isArray(arr2Raw) ? arr2Raw.filter(...) : []</w:t>
+      </w:r>
+      <w:r>
+        <w:rPr>
+          <w:sz w:val="22"/>
+        </w:rPr>
+        <w:t xml:space="preserve"> is enough to stop the throw. 2. </w:t>
+      </w:r>
+      <w:r>
+        <w:rPr>
+          <w:sz w:val="22"/>
+          <w:b/>
+        </w:rPr>
+        <w:t xml:space="preserve">Draw the axis from the month list the page already computes.</w:t>
+      </w:r>
+      <w:r>
+        <w:rPr>
+          <w:sz w:val="22"/>
+        </w:rPr>
+        <w:t xml:space="preserve"> That list is built from the selected range, is always correct, and is what the working accounts end up displaying. Using it directly would make the chart label itself whatever the response contains.</w:t>
+      </w:r>
+    </w:p>
+    <w:p>
+      <w:pPr>
+        <w:spacing w:before="0" w:after="120"/>
+        <w:rPr>
+          <w:sz w:val="22"/>
+        </w:rPr>
+      </w:pPr>
+      <w:r>
+        <w:rPr>
+          <w:sz w:val="22"/>
+        </w:rPr>
+        <w:t xml:space="preserve">Fixing only the first stops the crash. Fixing the second as well means a future payload problem degrades into a chart with no bars rather than a chart with no axis.</w:t>
+      </w:r>
+    </w:p>
+    <w:p>
+      <w:pPr>
+        <w:spacing w:before="280" w:after="120"/>
+        <w:rPr>
+          <w:sz w:val="28"/>
+          <w:b/>
+        </w:rPr>
+      </w:pPr>
+      <w:r>
+        <w:rPr>
+          <w:sz w:val="28"/>
+          <w:b/>
+        </w:rPr>
+        <w:t xml:space="preserve">How to tell it is fixed</w:t>
+      </w:r>
+    </w:p>
+    <w:p>
+      <w:pPr>
+        <w:spacing w:before="0" w:after="120"/>
+        <w:rPr>
+          <w:sz w:val="22"/>
+        </w:rPr>
+      </w:pPr>
+      <w:r>
+        <w:rPr>
+          <w:sz w:val="22"/>
+        </w:rPr>
+        <w:t xml:space="preserve">Open Payment Trends as MerchantE and as CommerceHub. Both should draw six month names ending at the current month, with or without bars above them.</w:t>
+      </w:r>
+    </w:p>
+    <w:p>
+      <w:pPr>
+        <w:spacing w:before="0" w:after="120"/>
+        <w:rPr>
+          <w:sz w:val="22"/>
+        </w:rPr>
+      </w:pPr>
+      <w:r>
+        <w:rPr>
+          <w:sz w:val="22"/>
+        </w:rPr>
+        <w:t xml:space="preserve">The automated test is </w:t>
+      </w:r>
+      <w:r>
+        <w:rPr>
+          <w:sz w:val="22"/>
+          <w:rFonts w:ascii="Consolas" w:hAnsi="Consolas"/>
+          <w:sz w:val="20"/>
+        </w:rPr>
+        <w:t xml:space="preserve">PT-LOAD-09</w:t>
+      </w:r>
+      <w:r>
+        <w:rPr>
+          <w:sz w:val="22"/>
+        </w:rPr>
+        <w:t xml:space="preserve"> in </w:t>
+      </w:r>
+      <w:r>
+        <w:rPr>
+          <w:sz w:val="22"/>
+          <w:rFonts w:ascii="Consolas" w:hAnsi="Consolas"/>
+          <w:sz w:val="20"/>
+        </w:rPr>
         <w:t xml:space="preserve">payment-analytics.spec.ts</w:t>
       </w:r>
       <w:r>
         <w:rPr>
           <w:sz w:val="22"/>
         </w:rPr>
-        <w:t xml:space="preserve">. It runs on MerchantE and is marked expected-fail, so it will turn red the day this is fixed — that red is the signal to remove the mark.</w:t>
+        <w:t xml:space="preserve">. It runs on MerchantE and is marked expected-fail, so it turns red the day this is fixed — that red is the signal to remove the mark.</w:t>
       </w:r>
     </w:p>
     <w:p>
@@ -1746,7 +2248,7 @@
         <w:rPr>
           <w:sz w:val="22"/>
         </w:rPr>
-        <w:t xml:space="preserve"> 14 September 2026</w:t>
+        <w:t xml:space="preserve"> 14 and 28 September 2026</w:t>
       </w:r>
     </w:p>
     <w:p>
@@ -1776,7 +2278,7 @@
         <w:rPr>
           <w:sz w:val="22"/>
         </w:rPr>
-        <w:t xml:space="preserve">Hovering a month on the chart shows how many payments it holds. Clicking that month opens a drill-down that should list those same payments.</w:t>
+        <w:t xml:space="preserve">Hovering a month shows how many payments it holds. Clicking that month opens a drill-down that should list those same payments.</w:t>
       </w:r>
     </w:p>
     <w:p>
@@ -1893,20 +2395,124 @@
         <w:rPr>
           <w:sz w:val="22"/>
         </w:rPr>
-        <w:t xml:space="preserve">For May 2026 the tooltip read </w:t>
-      </w:r>
-      <w:r>
-        <w:rPr>
-          <w:sz w:val="22"/>
-          <w:b/>
-        </w:rPr>
-        <w:t xml:space="preserve">Card (544)</w:t>
-      </w:r>
-      <w:r>
-        <w:rPr>
-          <w:sz w:val="22"/>
-        </w:rPr>
-        <w:t xml:space="preserve">. The drill-down returned </w:t>
+        <w:t xml:space="preserve">Captured on 28 September. Hovering the September 2026 bar:</w:t>
+      </w:r>
+    </w:p>
+    <w:p>
+      <w:pPr>
+        <w:spacing w:before="80" w:after="200"/>
+      </w:pPr>
+      <w:r>
+        <w:drawing>
+          <wp:inline distT="0" distB="0" distL="0" distR="0">
+            <wp:extent cx="5943600" cy="3714750"/>
+            <wp:docPr id="103" name="Picture 103"/>
+            <a:graphic xmlns:a="http://schemas.openxmlformats.org/drawingml/2006/main">
+              <a:graphicData uri="http://schemas.openxmlformats.org/drawingml/2006/picture">
+                <pic:pic xmlns:pic="http://schemas.openxmlformats.org/drawingml/2006/picture">
+                  <pic:nvPicPr>
+                    <pic:cNvPr id="103" name="Picture"/>
+                    <pic:cNvPicPr/>
+                  </pic:nvPicPr>
+                  <pic:blipFill>
+                    <a:blip r:embed="rId103"/>
+                    <a:stretch>
+                      <a:fillRect/>
+                    </a:stretch>
+                  </pic:blipFill>
+                  <pic:spPr>
+                    <a:xfrm>
+                      <a:off x="0" y="0"/>
+                      <a:ext cx="5943600" cy="3714750"/>
+                    </a:xfrm>
+                    <a:prstGeom prst="rect">
+                      <a:avLst/>
+                    </a:prstGeom>
+                  </pic:spPr>
+                </pic:pic>
+              </a:graphicData>
+            </a:graphic>
+          </wp:inline>
+        </w:drawing>
+      </w:r>
+    </w:p>
+    <w:p>
+      <w:pPr>
+        <w:spacing w:before="0" w:after="120"/>
+        <w:rPr>
+          <w:sz w:val="22"/>
+        </w:rPr>
+      </w:pPr>
+      <w:r>
+        <w:rPr>
+          <w:sz w:val="22"/>
+        </w:rPr>
+        <w:t xml:space="preserve">Clicking that same bar:</w:t>
+      </w:r>
+    </w:p>
+    <w:p>
+      <w:pPr>
+        <w:spacing w:before="80" w:after="200"/>
+      </w:pPr>
+      <w:r>
+        <w:drawing>
+          <wp:inline distT="0" distB="0" distL="0" distR="0">
+            <wp:extent cx="5943600" cy="4977765"/>
+            <wp:docPr id="104" name="Picture 104"/>
+            <a:graphic xmlns:a="http://schemas.openxmlformats.org/drawingml/2006/main">
+              <a:graphicData uri="http://schemas.openxmlformats.org/drawingml/2006/picture">
+                <pic:pic xmlns:pic="http://schemas.openxmlformats.org/drawingml/2006/picture">
+                  <pic:nvPicPr>
+                    <pic:cNvPr id="104" name="Picture"/>
+                    <pic:cNvPicPr/>
+                  </pic:nvPicPr>
+                  <pic:blipFill>
+                    <a:blip r:embed="rId104"/>
+                    <a:stretch>
+                      <a:fillRect/>
+                    </a:stretch>
+                  </pic:blipFill>
+                  <pic:spPr>
+                    <a:xfrm>
+                      <a:off x="0" y="0"/>
+                      <a:ext cx="5943600" cy="4977765"/>
+                    </a:xfrm>
+                    <a:prstGeom prst="rect">
+                      <a:avLst/>
+                    </a:prstGeom>
+                  </pic:spPr>
+                </pic:pic>
+              </a:graphicData>
+            </a:graphic>
+          </wp:inline>
+        </w:drawing>
+      </w:r>
+    </w:p>
+    <w:p>
+      <w:pPr>
+        <w:spacing w:before="0" w:after="120"/>
+        <w:rPr>
+          <w:sz w:val="22"/>
+        </w:rPr>
+      </w:pPr>
+      <w:r>
+        <w:rPr>
+          <w:sz w:val="22"/>
+        </w:rPr>
+        <w:t xml:space="preserve">The chart says </w:t>
+      </w:r>
+      <w:r>
+        <w:rPr>
+          <w:sz w:val="22"/>
+          <w:b/>
+        </w:rPr>
+        <w:t xml:space="preserve">712 card payments</w:t>
+      </w:r>
+      <w:r>
+        <w:rPr>
+          <w:sz w:val="22"/>
+        </w:rPr>
+        <w:t xml:space="preserve">. The table returns </w:t>
       </w:r>
       <w:r>
         <w:rPr>
@@ -1926,7 +2532,7 @@
           <w:sz w:val="22"/>
           <w:b/>
         </w:rPr>
-        <w:t xml:space="preserve">0</w:t>
+        <w:t xml:space="preserve">0-0 of 0</w:t>
       </w:r>
       <w:r>
         <w:rPr>
@@ -1937,6 +2543,20 @@
     </w:p>
     <w:p>
       <w:pPr>
+        <w:spacing w:before="0" w:after="120"/>
+        <w:rPr>
+          <w:sz w:val="22"/>
+        </w:rPr>
+      </w:pPr>
+      <w:r>
+        <w:rPr>
+          <w:sz w:val="22"/>
+        </w:rPr>
+        <w:t xml:space="preserve">The same thing was recorded on 14 September for a different month — the tooltip read Card (544) for May 2026 and the drill-down returned nothing — so this is not specific to one month.</w:t>
+      </w:r>
+    </w:p>
+    <w:p>
+      <w:pPr>
         <w:spacing w:before="280" w:after="120"/>
         <w:rPr>
           <w:sz w:val="28"/>
@@ -1948,7 +2568,7 @@
           <w:sz w:val="28"/>
           <w:b/>
         </w:rPr>
-        <w:t xml:space="preserve">Evidence</w:t>
+        <w:t xml:space="preserve">Evidence that the filter is not the cause</w:t>
       </w:r>
     </w:p>
     <w:p>
@@ -1975,7 +2595,7 @@
         <w:rPr>
           <w:sz w:val="22"/>
         </w:rPr>
-        <w:t xml:space="preserve"> also returned zero records. So this is not the month filter excluding rows — there is nothing for that merchant to return.</w:t>
+        <w:t xml:space="preserve"> also returned zero records. So this is not the month filter excluding rows. There is nothing for that merchant to return.</w:t>
       </w:r>
     </w:p>
     <w:p>
@@ -2019,21 +2639,21 @@
         <w:rPr>
           <w:sz w:val="22"/>
         </w:rPr>
-        <w:t xml:space="preserve">Critical, because the merchant is shown a number they cannot act on. The chart says 544 card payments were taken; clicking through to see them shows an empty table with no explanation. Either the chart is overstating or the list is missing records, and until that is settled neither figure on this page can be trusted for IPG.</w:t>
-      </w:r>
-    </w:p>
-    <w:p>
-      <w:pPr>
-        <w:spacing w:before="0" w:after="120"/>
-        <w:rPr>
-          <w:sz w:val="22"/>
-        </w:rPr>
-      </w:pPr>
-      <w:r>
-        <w:rPr>
-          <w:sz w:val="22"/>
-        </w:rPr>
-        <w:t xml:space="preserve">This also drives two further defects — a summary card reading zero beside a real amount (defect 3), and the tooltip disagreeing with the cards (defect 4). Both should close when this one does.</w:t>
+        <w:t xml:space="preserve">Critical. The merchant is shown a number they cannot act on. The chart says 712 card payments were taken; clicking through to see them shows an empty table with no explanation. Either the chart is overstating or the list is missing records, and until that is settled neither figure on this page can be trusted for IPG.</w:t>
+      </w:r>
+    </w:p>
+    <w:p>
+      <w:pPr>
+        <w:spacing w:before="0" w:after="120"/>
+        <w:rPr>
+          <w:sz w:val="22"/>
+        </w:rPr>
+      </w:pPr>
+      <w:r>
+        <w:rPr>
+          <w:sz w:val="22"/>
+        </w:rPr>
+        <w:t xml:space="preserve">It also drives defects 3 and 4, which should close when this one does.</w:t>
       </w:r>
     </w:p>
     <w:p>
@@ -2063,7 +2683,7 @@
         <w:rPr>
           <w:sz w:val="22"/>
         </w:rPr>
-        <w:t xml:space="preserve">The question to settle first is which of the two is right — whether those 544 payments exist. The chart's figures come from the periodic stats call; the drill-down's come from the transactions call. Whichever is wrong, the fix belongs on that side rather than in the page.</w:t>
+        <w:t xml:space="preserve">Settle first which of the two is right — whether those 712 payments exist. The chart's figures come from the periodic stats call; the drill-down's come from the transactions call. Whichever is wrong, the fix belongs on that side rather than in the page.</w:t>
       </w:r>
     </w:p>
     <w:p>
@@ -2093,7 +2713,7 @@
         <w:rPr>
           <w:sz w:val="22"/>
         </w:rPr>
-        <w:t xml:space="preserve">Hover any month on IPG, note the Card count, click it, and confirm the table's footer total matches.</w:t>
+        <w:t xml:space="preserve">Hover any month on IPG, note the Card count, click it, and confirm the footer total matches.</w:t>
       </w:r>
     </w:p>
     <w:p>
@@ -2169,7 +2789,7 @@
         <w:rPr>
           <w:sz w:val="22"/>
         </w:rPr>
-        <w:t xml:space="preserve"> 14 September 2026</w:t>
+        <w:t xml:space="preserve"> 14 and 28 September 2026</w:t>
       </w:r>
     </w:p>
     <w:p>
@@ -2199,7 +2819,7 @@
         <w:rPr>
           <w:sz w:val="22"/>
         </w:rPr>
-        <w:t xml:space="preserve">Clicking a month opens a row of summary cards, one per payment type. Each card carries a count in brackets and an amount below it.</w:t>
+        <w:t xml:space="preserve">Clicking a month opens a row of summary cards, one per payment type. Each carries a count in brackets and an amount below it.</w:t>
       </w:r>
     </w:p>
     <w:p>
@@ -2226,7 +2846,20 @@
         <w:rPr>
           <w:sz w:val="22"/>
         </w:rPr>
-        <w:t xml:space="preserve"> with a real, non-zero amount beneath it. Zero payments cannot add up to a positive amount, so the card contradicts itself.</w:t>
+        <w:t xml:space="preserve"> with </w:t>
+      </w:r>
+      <w:r>
+        <w:rPr>
+          <w:sz w:val="22"/>
+          <w:b/>
+        </w:rPr>
+        <w:t xml:space="preserve">$44,807.20</w:t>
+      </w:r>
+      <w:r>
+        <w:rPr>
+          <w:sz w:val="22"/>
+        </w:rPr>
+        <w:t xml:space="preserve"> beneath it. Zero payments cannot add up to a positive amount, so the card contradicts itself.</w:t>
       </w:r>
     </w:p>
     <w:p>
@@ -2328,22 +2961,44 @@
       <w:r>
         <w:rPr>
           <w:sz w:val="22"/>
-        </w:rPr>
-        <w:t xml:space="preserve">The count reads 0 while the amount is non-zero.</w:t>
-      </w:r>
-    </w:p>
-    <w:p>
-      <w:pPr>
-        <w:spacing w:before="0" w:after="120"/>
-        <w:rPr>
-          <w:sz w:val="22"/>
-        </w:rPr>
-      </w:pPr>
-      <w:r>
-        <w:rPr>
-          <w:sz w:val="22"/>
-        </w:rPr>
-        <w:t xml:space="preserve">On BillPay, whose drill-down does return rows, the same cards are consistent — Ach (43) and Card (80), each beside a matching amount. So the fault is specific to the accounts where the drill-down comes back empty.</w:t>
+          <w:rFonts w:ascii="Consolas" w:hAnsi="Consolas"/>
+          <w:sz w:val="20"/>
+        </w:rPr>
+        <w:t xml:space="preserve">Card (0)</w:t>
+      </w:r>
+      <w:r>
+        <w:rPr>
+          <w:sz w:val="22"/>
+        </w:rPr>
+        <w:t xml:space="preserve"> above </w:t>
+      </w:r>
+      <w:r>
+        <w:rPr>
+          <w:sz w:val="22"/>
+          <w:rFonts w:ascii="Consolas" w:hAnsi="Consolas"/>
+          <w:sz w:val="20"/>
+        </w:rPr>
+        <w:t xml:space="preserve">$44,807.20</w:t>
+      </w:r>
+      <w:r>
+        <w:rPr>
+          <w:sz w:val="22"/>
+        </w:rPr>
+        <w:t xml:space="preserve">. Marked in red in the screenshot in defect 2.</w:t>
+      </w:r>
+    </w:p>
+    <w:p>
+      <w:pPr>
+        <w:spacing w:before="0" w:after="120"/>
+        <w:rPr>
+          <w:sz w:val="22"/>
+        </w:rPr>
+      </w:pPr>
+      <w:r>
+        <w:rPr>
+          <w:sz w:val="22"/>
+        </w:rPr>
+        <w:t xml:space="preserve">On BillPay, whose drill-down does return rows, the same cards are consistent — Ach (43) and Card (80), each beside a matching amount. The fault only appears where the drill-down comes back empty.</w:t>
       </w:r>
     </w:p>
     <w:p>
@@ -2443,7 +3098,7 @@
         <w:rPr>
           <w:sz w:val="22"/>
         </w:rPr>
-        <w:t xml:space="preserve">The merchant sees a self-contradictory figure. It is the most visible symptom of defect 2 and the one most likely to be reported, since it is wrong on its face without needing anything to be compared against.</w:t>
+        <w:t xml:space="preserve">The merchant sees a self-contradictory figure. It is the most visible symptom of defect 2 and the one most likely to be reported, since it is wrong on its face without anything to compare it to.</w:t>
       </w:r>
     </w:p>
     <w:p>
@@ -2549,7 +3204,7 @@
         <w:rPr>
           <w:sz w:val="22"/>
         </w:rPr>
-        <w:t xml:space="preserve"> 25 September 2026</w:t>
+        <w:t xml:space="preserve"> 25 and 28 September 2026</w:t>
       </w:r>
     </w:p>
     <w:p>
@@ -2623,6 +3278,20 @@
           <w:sz w:val="22"/>
         </w:rPr>
         <w:t xml:space="preserve">. 3. Hover a month bar and note every count in the tooltip. 4. Without moving to a different bar, click the one being hovered. 5. Read the counts in brackets on the summary cards. 6. Compare the two sets.</w:t>
+      </w:r>
+    </w:p>
+    <w:p>
+      <w:pPr>
+        <w:spacing w:before="0" w:after="120"/>
+        <w:rPr>
+          <w:sz w:val="22"/>
+        </w:rPr>
+      </w:pPr>
+      <w:r>
+        <w:rPr>
+          <w:sz w:val="22"/>
+        </w:rPr>
+        <w:t xml:space="preserve">Hovering one bar and clicking another compares two different months, so the same bar has to be used for both halves.</w:t>
       </w:r>
     </w:p>
     <w:p>
@@ -3043,6 +3712,20 @@
     </w:p>
     <w:p>
       <w:pPr>
+        <w:spacing w:before="0" w:after="120"/>
+        <w:rPr>
+          <w:sz w:val="22"/>
+        </w:rPr>
+      </w:pPr>
+      <w:r>
+        <w:rPr>
+          <w:sz w:val="22"/>
+        </w:rPr>
+        <w:t xml:space="preserve">The two IPG screenshots in defect 2 are the two halves of that last row.</w:t>
+      </w:r>
+    </w:p>
+    <w:p>
+      <w:pPr>
         <w:spacing w:before="280" w:after="120"/>
         <w:rPr>
           <w:sz w:val="28"/>
@@ -3068,21 +3751,21 @@
         <w:rPr>
           <w:sz w:val="22"/>
         </w:rPr>
-        <w:t xml:space="preserve">This is defect 2 and defect 3 showing through, not a separate fault. The tooltip reads the chart's figures; the cards read the transaction list. Where the drill-down returns rows the two agree, on three accounts out of four.</w:t>
-      </w:r>
-    </w:p>
-    <w:p>
-      <w:pPr>
-        <w:spacing w:before="0" w:after="120"/>
-        <w:rPr>
-          <w:sz w:val="22"/>
-        </w:rPr>
-      </w:pPr>
-      <w:r>
-        <w:rPr>
-          <w:sz w:val="22"/>
-        </w:rPr>
-        <w:t xml:space="preserve">It is recorded separately because it is the check that catches the problem without needing anyone to open a network tab — hover, click, compare.</w:t>
+        <w:t xml:space="preserve">This is defects 2 and 3 showing through, not a separate fault. The tooltip reads the chart's figures; the cards read the transaction list. Where the drill-down returns rows the two agree, on three accounts out of four.</w:t>
+      </w:r>
+    </w:p>
+    <w:p>
+      <w:pPr>
+        <w:spacing w:before="0" w:after="120"/>
+        <w:rPr>
+          <w:sz w:val="22"/>
+        </w:rPr>
+      </w:pPr>
+      <w:r>
+        <w:rPr>
+          <w:sz w:val="22"/>
+        </w:rPr>
+        <w:t xml:space="preserve">It is recorded separately because it is the check that catches the problem without opening a network tab — hover, click, compare.</w:t>
       </w:r>
     </w:p>
     <w:p>
@@ -3186,7 +3869,7 @@
           <w:sz w:val="36"/>
           <w:b/>
         </w:rPr>
-        <w:t xml:space="preserve">5. PT-NEG-01 — a failed load tells the merchant nothing</w:t>
+        <w:t xml:space="preserve">5. PT-NEG-01 — a failure tells the merchant nothing</w:t>
       </w:r>
     </w:p>
     <w:p>
@@ -3246,7 +3929,7 @@
         <w:rPr>
           <w:sz w:val="22"/>
         </w:rPr>
-        <w:t xml:space="preserve"> 14 September 2026</w:t>
+        <w:t xml:space="preserve"> 14 and 28 September 2026</w:t>
       </w:r>
     </w:p>
     <w:p>
@@ -3276,7 +3959,7 @@
         <w:rPr>
           <w:sz w:val="22"/>
         </w:rPr>
-        <w:t xml:space="preserve">When the call behind Payment Trends fails, the page shows no error of any kind. The loading indicator stops and an empty chart is left on screen.</w:t>
+        <w:t xml:space="preserve">When something goes wrong while Payment Trends is loading, the page shows no error of any kind. The loading indicator stops and an empty chart is left on screen.</w:t>
       </w:r>
     </w:p>
     <w:p>
@@ -3320,7 +4003,7 @@
         <w:rPr>
           <w:sz w:val="22"/>
         </w:rPr>
-        <w:t xml:space="preserve">1. Sign in as the MerchantE merchant, whose call currently fails on QA. On any other account, block </w:t>
+        <w:t xml:space="preserve">1. Sign in as the MerchantE merchant, where defect 1 currently triggers this on every load. Alternatively, block </w:t>
       </w:r>
       <w:r>
         <w:rPr>
@@ -3334,7 +4017,7 @@
         <w:rPr>
           <w:sz w:val="22"/>
         </w:rPr>
-        <w:t xml:space="preserve"> in the browser's network tools first. 2. Go to </w:t>
+        <w:t xml:space="preserve"> in the browser's network tools on any account. 2. Go to </w:t>
       </w:r>
       <w:r>
         <w:rPr>
@@ -3407,81 +4090,51 @@
         <w:rPr>
           <w:sz w:val="22"/>
         </w:rPr>
-        <w:t xml:space="preserve">Nothing is shown. No banner, no notification, no inline message. The chart renders empty.</w:t>
-      </w:r>
-    </w:p>
-    <w:p>
-      <w:pPr>
-        <w:spacing w:before="0" w:after="120"/>
-        <w:rPr>
-          <w:sz w:val="22"/>
-        </w:rPr>
-      </w:pPr>
-      <w:r>
-        <w:rPr>
-          <w:sz w:val="22"/>
-        </w:rPr>
-        <w:t xml:space="preserve">Confirmed live rather than hypothetically — the call returned:</w:t>
-      </w:r>
-    </w:p>
-    <w:p>
-      <w:pPr>
-        <w:spacing w:before="0" w:after="120"/>
-        <w:rPr>
-          <w:sz w:val="22"/>
-        </w:rPr>
-      </w:pPr>
+        <w:t xml:space="preserve">Nothing is shown. No banner, no notification, no inline message. The screenshot in defect 1 is this defect as well — that page is mid-failure and says nothing about it.</w:t>
+      </w:r>
+    </w:p>
+    <w:p>
+      <w:pPr>
+        <w:spacing w:before="280" w:after="120"/>
+        <w:rPr>
+          <w:sz w:val="28"/>
+          <w:b/>
+        </w:rPr>
+      </w:pPr>
+      <w:r>
+        <w:rPr>
+          <w:sz w:val="28"/>
+          <w:b/>
+        </w:rPr>
+        <w:t xml:space="preserve">What pins the cause</w:t>
+      </w:r>
+    </w:p>
+    <w:p>
+      <w:pPr>
+        <w:spacing w:before="0" w:after="120"/>
+        <w:rPr>
+          <w:sz w:val="22"/>
+        </w:rPr>
+      </w:pPr>
+      <w:r>
+        <w:rPr>
+          <w:sz w:val="22"/>
+        </w:rPr>
+        <w:t xml:space="preserve">The failure is caught and then discarded. The handler the page calls, </w:t>
+      </w:r>
       <w:r>
         <w:rPr>
           <w:sz w:val="22"/>
           <w:rFonts w:ascii="Consolas" w:hAnsi="Consolas"/>
           <w:sz w:val="20"/>
         </w:rPr>
-        <w:t xml:space="preserve">HTTP 400 {"error_code":"400","message":"Merchant not exists"}</w:t>
-      </w:r>
-    </w:p>
-    <w:p>
-      <w:pPr>
-        <w:spacing w:before="0" w:after="120"/>
-        <w:rPr>
-          <w:sz w:val="22"/>
-        </w:rPr>
-      </w:pPr>
-      <w:r>
-        <w:rPr>
-          <w:sz w:val="22"/>
-        </w:rPr>
-        <w:t xml:space="preserve">and the page displayed none of it.</w:t>
-      </w:r>
-    </w:p>
-    <w:p>
-      <w:pPr>
-        <w:spacing w:before="280" w:after="120"/>
-        <w:rPr>
-          <w:sz w:val="28"/>
-          <w:b/>
-        </w:rPr>
-      </w:pPr>
-      <w:r>
-        <w:rPr>
-          <w:sz w:val="28"/>
-          <w:b/>
-        </w:rPr>
-        <w:t xml:space="preserve">What pins the cause</w:t>
-      </w:r>
-    </w:p>
-    <w:p>
-      <w:pPr>
-        <w:spacing w:before="0" w:after="120"/>
-        <w:rPr>
-          <w:sz w:val="22"/>
-        </w:rPr>
-      </w:pPr>
-      <w:r>
-        <w:rPr>
-          <w:sz w:val="22"/>
-        </w:rPr>
-        <w:t xml:space="preserve">The failure is caught and then discarded. The handler the page calls, </w:t>
+        <w:t xml:space="preserve">checkErroStatus</w:t>
+      </w:r>
+      <w:r>
+        <w:rPr>
+          <w:sz w:val="22"/>
+        </w:rPr>
+        <w:t xml:space="preserve"> in </w:t>
       </w:r>
       <w:r>
         <w:rPr>
@@ -3489,13 +4142,110 @@
           <w:rFonts w:ascii="Consolas" w:hAnsi="Consolas"/>
           <w:sz w:val="20"/>
         </w:rPr>
-        <w:t xml:space="preserve">checkErroStatus</w:t>
-      </w:r>
-      <w:r>
-        <w:rPr>
-          <w:sz w:val="22"/>
-        </w:rPr>
-        <w:t xml:space="preserve"> in </w:t>
+        <w:t xml:space="preserve">utils/commonFunctions.js:203</w:t>
+      </w:r>
+      <w:r>
+        <w:rPr>
+          <w:sz w:val="22"/>
+        </w:rPr>
+        <w:t xml:space="preserve">, acts on only three error codes:</w:t>
+      </w:r>
+    </w:p>
+    <w:p>
+      <w:pPr>
+        <w:spacing w:before="0" w:after="80"/>
+        <w:ind w:left="360"/>
+        <w:rPr>
+          <w:sz w:val="22"/>
+        </w:rPr>
+      </w:pPr>
+      <w:r>
+        <w:rPr>
+          <w:sz w:val="22"/>
+        </w:rPr>
+        <w:t xml:space="preserve">• </w:t>
+      </w:r>
+      <w:r>
+        <w:rPr>
+          <w:sz w:val="22"/>
+          <w:b/>
+        </w:rPr>
+        <w:t xml:space="preserve">167</w:t>
+      </w:r>
+      <w:r>
+        <w:rPr>
+          <w:sz w:val="22"/>
+        </w:rPr>
+        <w:t xml:space="preserve"> — redirects to the no-users-assigned page</w:t>
+      </w:r>
+    </w:p>
+    <w:p>
+      <w:pPr>
+        <w:spacing w:before="0" w:after="80"/>
+        <w:ind w:left="360"/>
+        <w:rPr>
+          <w:sz w:val="22"/>
+        </w:rPr>
+      </w:pPr>
+      <w:r>
+        <w:rPr>
+          <w:sz w:val="22"/>
+        </w:rPr>
+        <w:t xml:space="preserve">• </w:t>
+      </w:r>
+      <w:r>
+        <w:rPr>
+          <w:sz w:val="22"/>
+          <w:b/>
+        </w:rPr>
+        <w:t xml:space="preserve">401</w:t>
+      </w:r>
+      <w:r>
+        <w:rPr>
+          <w:sz w:val="22"/>
+        </w:rPr>
+        <w:t xml:space="preserve"> and </w:t>
+      </w:r>
+      <w:r>
+        <w:rPr>
+          <w:sz w:val="22"/>
+          <w:b/>
+        </w:rPr>
+        <w:t xml:space="preserve">484</w:t>
+      </w:r>
+      <w:r>
+        <w:rPr>
+          <w:sz w:val="22"/>
+        </w:rPr>
+        <w:t xml:space="preserve"> — clears storage and returns to sign-in</w:t>
+      </w:r>
+    </w:p>
+    <w:p>
+      <w:pPr>
+        <w:spacing w:before="0" w:after="120"/>
+        <w:rPr>
+          <w:sz w:val="22"/>
+        </w:rPr>
+      </w:pPr>
+      <w:r>
+        <w:rPr>
+          <w:sz w:val="22"/>
+        </w:rPr>
+        <w:t xml:space="preserve">Anything else falls through the function and returns having done nothing. No message is raised and no state is changed.</w:t>
+      </w:r>
+    </w:p>
+    <w:p>
+      <w:pPr>
+        <w:spacing w:before="0" w:after="120"/>
+        <w:rPr>
+          <w:sz w:val="22"/>
+        </w:rPr>
+      </w:pPr>
+      <w:r>
+        <w:rPr>
+          <w:sz w:val="22"/>
+        </w:rPr>
+        <w:t xml:space="preserve">This is not limited to HTTP errors. The handler sits on a </w:t>
       </w:r>
       <w:r>
         <w:rPr>
@@ -3503,13 +4253,824 @@
           <w:rFonts w:ascii="Consolas" w:hAnsi="Consolas"/>
           <w:sz w:val="20"/>
         </w:rPr>
-        <w:t xml:space="preserve">utils/commonFunctions.js:203</w:t>
-      </w:r>
-      <w:r>
-        <w:rPr>
-          <w:sz w:val="22"/>
-        </w:rPr>
-        <w:t xml:space="preserve">, acts on only three error codes:</w:t>
+        <w:t xml:space="preserve">catch</w:t>
+      </w:r>
+      <w:r>
+        <w:rPr>
+          <w:sz w:val="22"/>
+        </w:rPr>
+        <w:t xml:space="preserve"> that also receives ordinary JavaScript errors, which is why the crash behind defect 1 disappears silently too.</w:t>
+      </w:r>
+    </w:p>
+    <w:p>
+      <w:pPr>
+        <w:spacing w:before="0" w:after="120"/>
+        <w:rPr>
+          <w:sz w:val="22"/>
+        </w:rPr>
+      </w:pPr>
+      <w:r>
+        <w:rPr>
+          <w:sz w:val="22"/>
+          <w:b/>
+        </w:rPr>
+        <w:t xml:space="preserve">A correction to an earlier note.</w:t>
+      </w:r>
+      <w:r>
+        <w:rPr>
+          <w:sz w:val="22"/>
+        </w:rPr>
+        <w:t xml:space="preserve"> This was first recorded against a </w:t>
+      </w:r>
+      <w:r>
+        <w:rPr>
+          <w:sz w:val="22"/>
+          <w:rFonts w:ascii="Consolas" w:hAnsi="Consolas"/>
+          <w:sz w:val="20"/>
+        </w:rPr>
+        <w:t xml:space="preserve">400 Merchant not exists</w:t>
+      </w:r>
+      <w:r>
+        <w:rPr>
+          <w:sz w:val="22"/>
+        </w:rPr>
+        <w:t xml:space="preserve"> response on MerchantE. That response no longer occurs — on 28 September MerchantE returned </w:t>
+      </w:r>
+      <w:r>
+        <w:rPr>
+          <w:sz w:val="22"/>
+          <w:b/>
+        </w:rPr>
+        <w:t xml:space="preserve">200</w:t>
+      </w:r>
+      <w:r>
+        <w:rPr>
+          <w:sz w:val="22"/>
+        </w:rPr>
+        <w:t xml:space="preserve">. The defect is unchanged and still reproduces every time, but the trigger today is the unhandled error from defect 1 rather than an HTTP failure.</w:t>
+      </w:r>
+    </w:p>
+    <w:p>
+      <w:pPr>
+        <w:spacing w:before="280" w:after="120"/>
+        <w:rPr>
+          <w:sz w:val="28"/>
+          <w:b/>
+        </w:rPr>
+      </w:pPr>
+      <w:r>
+        <w:rPr>
+          <w:sz w:val="28"/>
+          <w:b/>
+        </w:rPr>
+        <w:t xml:space="preserve">Impact</w:t>
+      </w:r>
+    </w:p>
+    <w:p>
+      <w:pPr>
+        <w:spacing w:before="0" w:after="120"/>
+        <w:rPr>
+          <w:sz w:val="22"/>
+        </w:rPr>
+      </w:pPr>
+      <w:r>
+        <w:rPr>
+          <w:sz w:val="22"/>
+        </w:rPr>
+        <w:t xml:space="preserve">A merchant whose data fails to load is shown an empty chart and left to assume it is their figures. They may reasonably conclude they took no payments that period. Support cannot tell the two cases apart from a screenshot either.</w:t>
+      </w:r>
+    </w:p>
+    <w:p>
+      <w:pPr>
+        <w:spacing w:before="0" w:after="120"/>
+        <w:rPr>
+          <w:sz w:val="22"/>
+        </w:rPr>
+      </w:pPr>
+      <w:r>
+        <w:rPr>
+          <w:sz w:val="22"/>
+        </w:rPr>
+        <w:t xml:space="preserve">It also hides other faults during testing. A test that only checks the page renders will pass against a broken load, which is exactly how defect 1 went unnoticed for several weeks.</w:t>
+      </w:r>
+    </w:p>
+    <w:p>
+      <w:pPr>
+        <w:spacing w:before="280" w:after="120"/>
+        <w:rPr>
+          <w:sz w:val="28"/>
+          <w:b/>
+        </w:rPr>
+      </w:pPr>
+      <w:r>
+        <w:rPr>
+          <w:sz w:val="28"/>
+          <w:b/>
+        </w:rPr>
+        <w:t xml:space="preserve">Notes for the developer</w:t>
+      </w:r>
+    </w:p>
+    <w:p>
+      <w:pPr>
+        <w:spacing w:before="0" w:after="120"/>
+        <w:rPr>
+          <w:sz w:val="22"/>
+        </w:rPr>
+      </w:pPr>
+      <w:r>
+        <w:rPr>
+          <w:sz w:val="22"/>
+        </w:rPr>
+        <w:t xml:space="preserve">The pattern already exists elsewhere in the product — Payment Stats surfaces a message on the same class of failure. Adding a default branch to </w:t>
+      </w:r>
+      <w:r>
+        <w:rPr>
+          <w:sz w:val="22"/>
+          <w:rFonts w:ascii="Consolas" w:hAnsi="Consolas"/>
+          <w:sz w:val="20"/>
+        </w:rPr>
+        <w:t xml:space="preserve">checkErroStatus</w:t>
+      </w:r>
+      <w:r>
+        <w:rPr>
+          <w:sz w:val="22"/>
+        </w:rPr>
+        <w:t xml:space="preserve">, or raising a message at the call site, would cover every code and every error it does not already handle rather than only the ones listed.</w:t>
+      </w:r>
+    </w:p>
+    <w:p>
+      <w:pPr>
+        <w:spacing w:before="280" w:after="120"/>
+        <w:rPr>
+          <w:sz w:val="28"/>
+          <w:b/>
+        </w:rPr>
+      </w:pPr>
+      <w:r>
+        <w:rPr>
+          <w:sz w:val="28"/>
+          <w:b/>
+        </w:rPr>
+        <w:t xml:space="preserve">How to tell it is fixed</w:t>
+      </w:r>
+    </w:p>
+    <w:p>
+      <w:pPr>
+        <w:spacing w:before="0" w:after="120"/>
+        <w:rPr>
+          <w:sz w:val="22"/>
+        </w:rPr>
+      </w:pPr>
+      <w:r>
+        <w:rPr>
+          <w:sz w:val="22"/>
+        </w:rPr>
+        <w:t xml:space="preserve">Block the periodic stats call and open Payment Trends. A message should appear saying the figures could not be loaded.</w:t>
+      </w:r>
+    </w:p>
+    <w:p>
+      <w:pPr>
+        <w:spacing w:before="0" w:after="200"/>
+        <w:rPr>
+          <w:sz w:val="36"/>
+          <w:b/>
+        </w:rPr>
+      </w:pPr>
+      <w:r>
+        <w:rPr>
+          <w:sz w:val="36"/>
+          <w:b/>
+        </w:rPr>
+        <w:t xml:space="preserve">6. PT-NEG-05 — the value axis falls back to a fixed 0-300 scale</w:t>
+      </w:r>
+    </w:p>
+    <w:p>
+      <w:pPr>
+        <w:spacing w:before="0" w:after="120"/>
+        <w:rPr>
+          <w:sz w:val="22"/>
+        </w:rPr>
+      </w:pPr>
+      <w:r>
+        <w:rPr>
+          <w:sz w:val="22"/>
+          <w:b/>
+        </w:rPr>
+        <w:t xml:space="preserve">Test case:</w:t>
+      </w:r>
+      <w:r>
+        <w:rPr>
+          <w:sz w:val="22"/>
+        </w:rPr>
+        <w:t xml:space="preserve"> PT-NEG-05 </w:t>
+      </w:r>
+      <w:r>
+        <w:rPr>
+          <w:sz w:val="22"/>
+          <w:b/>
+        </w:rPr>
+        <w:t xml:space="preserve">Priority:</w:t>
+      </w:r>
+      <w:r>
+        <w:rPr>
+          <w:sz w:val="22"/>
+        </w:rPr>
+        <w:t xml:space="preserve"> Medium </w:t>
+      </w:r>
+      <w:r>
+        <w:rPr>
+          <w:sz w:val="22"/>
+          <w:b/>
+        </w:rPr>
+        <w:t xml:space="preserve">Gateways seen on:</w:t>
+      </w:r>
+      <w:r>
+        <w:rPr>
+          <w:sz w:val="22"/>
+        </w:rPr>
+        <w:t xml:space="preserve"> MerchantE, CommerceHub </w:t>
+      </w:r>
+      <w:r>
+        <w:rPr>
+          <w:sz w:val="22"/>
+          <w:b/>
+        </w:rPr>
+        <w:t xml:space="preserve">Date observed:</w:t>
+      </w:r>
+      <w:r>
+        <w:rPr>
+          <w:sz w:val="22"/>
+        </w:rPr>
+        <w:t xml:space="preserve"> 14 and 28 September 2026</w:t>
+      </w:r>
+    </w:p>
+    <w:p>
+      <w:pPr>
+        <w:spacing w:before="280" w:after="120"/>
+        <w:rPr>
+          <w:sz w:val="28"/>
+          <w:b/>
+        </w:rPr>
+      </w:pPr>
+      <w:r>
+        <w:rPr>
+          <w:sz w:val="28"/>
+          <w:b/>
+        </w:rPr>
+        <w:t xml:space="preserve">Summary</w:t>
+      </w:r>
+    </w:p>
+    <w:p>
+      <w:pPr>
+        <w:spacing w:before="0" w:after="120"/>
+        <w:rPr>
+          <w:sz w:val="22"/>
+        </w:rPr>
+      </w:pPr>
+      <w:r>
+        <w:rPr>
+          <w:sz w:val="22"/>
+        </w:rPr>
+        <w:t xml:space="preserve">The scale down the left of the chart should fit the data being shown. On the accounts affected by defect 1 it does not — it always runs 0 to 300 in steps of 20, whatever the merchant's volume.</w:t>
+      </w:r>
+    </w:p>
+    <w:p>
+      <w:pPr>
+        <w:spacing w:before="280" w:after="120"/>
+        <w:rPr>
+          <w:sz w:val="28"/>
+          <w:b/>
+        </w:rPr>
+      </w:pPr>
+      <w:r>
+        <w:rPr>
+          <w:sz w:val="28"/>
+          <w:b/>
+        </w:rPr>
+        <w:t xml:space="preserve">Steps to reproduce</w:t>
+      </w:r>
+    </w:p>
+    <w:p>
+      <w:pPr>
+        <w:spacing w:before="0" w:after="120"/>
+        <w:rPr>
+          <w:sz w:val="22"/>
+        </w:rPr>
+      </w:pPr>
+      <w:r>
+        <w:rPr>
+          <w:sz w:val="22"/>
+        </w:rPr>
+        <w:t xml:space="preserve">1. Sign in as the MerchantE or CommerceHub merchant. 2. Go to </w:t>
+      </w:r>
+      <w:r>
+        <w:rPr>
+          <w:sz w:val="22"/>
+          <w:b/>
+        </w:rPr>
+        <w:t xml:space="preserve">Payment Analytics → Payment Trends</w:t>
+      </w:r>
+      <w:r>
+        <w:rPr>
+          <w:sz w:val="22"/>
+        </w:rPr>
+        <w:t xml:space="preserve">. 3. Read the numbers down the left-hand side of the chart.</w:t>
+      </w:r>
+    </w:p>
+    <w:p>
+      <w:pPr>
+        <w:spacing w:before="280" w:after="120"/>
+        <w:rPr>
+          <w:sz w:val="28"/>
+          <w:b/>
+        </w:rPr>
+      </w:pPr>
+      <w:r>
+        <w:rPr>
+          <w:sz w:val="28"/>
+          <w:b/>
+        </w:rPr>
+        <w:t xml:space="preserve">Expected result</w:t>
+      </w:r>
+    </w:p>
+    <w:p>
+      <w:pPr>
+        <w:spacing w:before="0" w:after="120"/>
+        <w:rPr>
+          <w:sz w:val="22"/>
+        </w:rPr>
+      </w:pPr>
+      <w:r>
+        <w:rPr>
+          <w:sz w:val="22"/>
+        </w:rPr>
+        <w:t xml:space="preserve">The top of the scale reflects the busiest month on screen.</w:t>
+      </w:r>
+    </w:p>
+    <w:p>
+      <w:pPr>
+        <w:spacing w:before="280" w:after="120"/>
+        <w:rPr>
+          <w:sz w:val="28"/>
+          <w:b/>
+        </w:rPr>
+      </w:pPr>
+      <w:r>
+        <w:rPr>
+          <w:sz w:val="28"/>
+          <w:b/>
+        </w:rPr>
+        <w:t xml:space="preserve">Actual result</w:t>
+      </w:r>
+    </w:p>
+    <w:p>
+      <w:pPr>
+        <w:spacing w:before="0" w:after="120"/>
+        <w:rPr>
+          <w:sz w:val="22"/>
+        </w:rPr>
+      </w:pPr>
+      <w:r>
+        <w:rPr>
+          <w:sz w:val="22"/>
+        </w:rPr>
+        <w:t xml:space="preserve">The axis reads 0, 20, 40 … 300 on both accounts. It is marked in orange on the MerchantE screenshot in defect 1.</w:t>
+      </w:r>
+    </w:p>
+    <w:p>
+      <w:pPr>
+        <w:spacing w:before="0" w:after="120"/>
+        <w:rPr>
+          <w:sz w:val="22"/>
+        </w:rPr>
+      </w:pPr>
+      <w:r>
+        <w:rPr>
+          <w:sz w:val="22"/>
+        </w:rPr>
+        <w:t xml:space="preserve">By comparison, SnapPay — which has data and renders normally — scales to 60, and IPG scales to just over 700. Those are correct. The 300 only appears where the chart failed to build.</w:t>
+      </w:r>
+    </w:p>
+    <w:p>
+      <w:pPr>
+        <w:spacing w:before="280" w:after="120"/>
+        <w:rPr>
+          <w:sz w:val="28"/>
+          <w:b/>
+        </w:rPr>
+      </w:pPr>
+      <w:r>
+        <w:rPr>
+          <w:sz w:val="28"/>
+          <w:b/>
+        </w:rPr>
+        <w:t xml:space="preserve">What pins the cause</w:t>
+      </w:r>
+    </w:p>
+    <w:p>
+      <w:pPr>
+        <w:spacing w:before="0" w:after="120"/>
+        <w:rPr>
+          <w:sz w:val="22"/>
+        </w:rPr>
+      </w:pPr>
+      <w:r>
+        <w:rPr>
+          <w:sz w:val="22"/>
+        </w:rPr>
+        <w:t xml:space="preserve">The ceiling is computed from the chart's data as it is assembled. When the assembly throws, as it does in defect 1, the computed value is never applied and the chart keeps a module-level default of 300.</w:t>
+      </w:r>
+    </w:p>
+    <w:p>
+      <w:pPr>
+        <w:spacing w:before="0" w:after="120"/>
+        <w:rPr>
+          <w:sz w:val="22"/>
+        </w:rPr>
+      </w:pPr>
+      <w:r>
+        <w:rPr>
+          <w:sz w:val="22"/>
+        </w:rPr>
+        <w:t xml:space="preserve">So this is not an independent fault: it is the visible remainder of defect 1. It is recorded on its own because it was observed and logged separately, and because it gives a quick way to spot the failure — a chart scaled to exactly 300 has not loaded properly.</w:t>
+      </w:r>
+    </w:p>
+    <w:p>
+      <w:pPr>
+        <w:spacing w:before="280" w:after="120"/>
+        <w:rPr>
+          <w:sz w:val="28"/>
+          <w:b/>
+        </w:rPr>
+      </w:pPr>
+      <w:r>
+        <w:rPr>
+          <w:sz w:val="28"/>
+          <w:b/>
+        </w:rPr>
+        <w:t xml:space="preserve">Impact</w:t>
+      </w:r>
+    </w:p>
+    <w:p>
+      <w:pPr>
+        <w:spacing w:before="0" w:after="120"/>
+        <w:rPr>
+          <w:sz w:val="22"/>
+        </w:rPr>
+      </w:pPr>
+      <w:r>
+        <w:rPr>
+          <w:sz w:val="22"/>
+        </w:rPr>
+        <w:t xml:space="preserve">Low on its own. Any bars that do render are drawn against a scale that has nothing to do with the data, so they look far smaller than they should. Its main value is as a symptom.</w:t>
+      </w:r>
+    </w:p>
+    <w:p>
+      <w:pPr>
+        <w:spacing w:before="280" w:after="120"/>
+        <w:rPr>
+          <w:sz w:val="28"/>
+          <w:b/>
+        </w:rPr>
+      </w:pPr>
+      <w:r>
+        <w:rPr>
+          <w:sz w:val="28"/>
+          <w:b/>
+        </w:rPr>
+        <w:t xml:space="preserve">How to tell it is fixed</w:t>
+      </w:r>
+    </w:p>
+    <w:p>
+      <w:pPr>
+        <w:spacing w:before="0" w:after="120"/>
+        <w:rPr>
+          <w:sz w:val="22"/>
+        </w:rPr>
+      </w:pPr>
+      <w:r>
+        <w:rPr>
+          <w:sz w:val="22"/>
+        </w:rPr>
+        <w:t xml:space="preserve">Fix defect 1 and this should go with it. Open Payment Trends as MerchantE or CommerceHub and confirm the axis no longer tops out at exactly 300.</w:t>
+      </w:r>
+    </w:p>
+    <w:p>
+      <w:pPr>
+        <w:spacing w:before="0" w:after="200"/>
+        <w:rPr>
+          <w:sz w:val="36"/>
+          <w:b/>
+        </w:rPr>
+      </w:pPr>
+      <w:r>
+        <w:rPr>
+          <w:sz w:val="36"/>
+          <w:b/>
+        </w:rPr>
+        <w:t xml:space="preserve">7. PT-NEG-11 — the legend falls back to another gateway's layout</w:t>
+      </w:r>
+    </w:p>
+    <w:p>
+      <w:pPr>
+        <w:spacing w:before="0" w:after="120"/>
+        <w:rPr>
+          <w:sz w:val="22"/>
+        </w:rPr>
+      </w:pPr>
+      <w:r>
+        <w:rPr>
+          <w:sz w:val="22"/>
+          <w:b/>
+        </w:rPr>
+        <w:t xml:space="preserve">Test case:</w:t>
+      </w:r>
+      <w:r>
+        <w:rPr>
+          <w:sz w:val="22"/>
+        </w:rPr>
+        <w:t xml:space="preserve"> PT-NEG-11 </w:t>
+      </w:r>
+      <w:r>
+        <w:rPr>
+          <w:sz w:val="22"/>
+          <w:b/>
+        </w:rPr>
+        <w:t xml:space="preserve">Priority:</w:t>
+      </w:r>
+      <w:r>
+        <w:rPr>
+          <w:sz w:val="22"/>
+        </w:rPr>
+        <w:t xml:space="preserve"> High </w:t>
+      </w:r>
+      <w:r>
+        <w:rPr>
+          <w:sz w:val="22"/>
+          <w:b/>
+        </w:rPr>
+        <w:t xml:space="preserve">Gateways seen on:</w:t>
+      </w:r>
+      <w:r>
+        <w:rPr>
+          <w:sz w:val="22"/>
+        </w:rPr>
+        <w:t xml:space="preserve"> MerchantE </w:t>
+      </w:r>
+      <w:r>
+        <w:rPr>
+          <w:sz w:val="22"/>
+          <w:b/>
+        </w:rPr>
+        <w:t xml:space="preserve">Date observed:</w:t>
+      </w:r>
+      <w:r>
+        <w:rPr>
+          <w:sz w:val="22"/>
+        </w:rPr>
+        <w:t xml:space="preserve"> 14 September 2026 </w:t>
+      </w:r>
+      <w:r>
+        <w:rPr>
+          <w:sz w:val="22"/>
+          <w:b/>
+        </w:rPr>
+        <w:t xml:space="preserve">Status on 28 September 2026: DID NOT REPRODUCE — see below</w:t>
+      </w:r>
+    </w:p>
+    <w:p>
+      <w:pPr>
+        <w:spacing w:before="280" w:after="120"/>
+        <w:rPr>
+          <w:sz w:val="28"/>
+          <w:b/>
+        </w:rPr>
+      </w:pPr>
+      <w:r>
+        <w:rPr>
+          <w:sz w:val="28"/>
+          <w:b/>
+        </w:rPr>
+        <w:t xml:space="preserve">Summary</w:t>
+      </w:r>
+    </w:p>
+    <w:p>
+      <w:pPr>
+        <w:spacing w:before="0" w:after="120"/>
+        <w:rPr>
+          <w:sz w:val="22"/>
+        </w:rPr>
+      </w:pPr>
+      <w:r>
+        <w:rPr>
+          <w:sz w:val="22"/>
+        </w:rPr>
+        <w:t xml:space="preserve">Payment Trends draws a different set of series depending on the merchant's gateway. Some show ACH and Card; others show Token and Card.</w:t>
+      </w:r>
+    </w:p>
+    <w:p>
+      <w:pPr>
+        <w:spacing w:before="0" w:after="120"/>
+        <w:rPr>
+          <w:sz w:val="22"/>
+        </w:rPr>
+      </w:pPr>
+      <w:r>
+        <w:rPr>
+          <w:sz w:val="22"/>
+        </w:rPr>
+        <w:t xml:space="preserve">When the gateway cannot be determined, the page does not say so — it silently draws the ACH layout. A Token-gateway merchant is then shown a chart shaped for a different kind of account.</w:t>
+      </w:r>
+    </w:p>
+    <w:p>
+      <w:pPr>
+        <w:spacing w:before="280" w:after="120"/>
+        <w:rPr>
+          <w:sz w:val="28"/>
+          <w:b/>
+        </w:rPr>
+      </w:pPr>
+      <w:r>
+        <w:rPr>
+          <w:sz w:val="28"/>
+          <w:b/>
+        </w:rPr>
+        <w:t xml:space="preserve">What was originally observed</w:t>
+      </w:r>
+    </w:p>
+    <w:p>
+      <w:pPr>
+        <w:spacing w:before="0" w:after="120"/>
+        <w:rPr>
+          <w:sz w:val="22"/>
+        </w:rPr>
+      </w:pPr>
+      <w:r>
+        <w:rPr>
+          <w:sz w:val="22"/>
+        </w:rPr>
+        <w:t xml:space="preserve">On 14 September, MerchantE rendered the legend </w:t>
+      </w:r>
+      <w:r>
+        <w:rPr>
+          <w:sz w:val="22"/>
+          <w:b/>
+        </w:rPr>
+        <w:t xml:space="preserve">Ach</w:t>
+      </w:r>
+      <w:r>
+        <w:rPr>
+          <w:sz w:val="22"/>
+        </w:rPr>
+        <w:t xml:space="preserve"> and </w:t>
+      </w:r>
+      <w:r>
+        <w:rPr>
+          <w:sz w:val="22"/>
+          <w:b/>
+        </w:rPr>
+        <w:t xml:space="preserve">Card</w:t>
+      </w:r>
+      <w:r>
+        <w:rPr>
+          <w:sz w:val="22"/>
+        </w:rPr>
+        <w:t xml:space="preserve"> while the portal header plainly read MerchantE. Its periodic call was returning 400 at the time, so the gateway never resolved.</w:t>
+      </w:r>
+    </w:p>
+    <w:p>
+      <w:pPr>
+        <w:spacing w:before="280" w:after="120"/>
+        <w:rPr>
+          <w:sz w:val="28"/>
+          <w:b/>
+        </w:rPr>
+      </w:pPr>
+      <w:r>
+        <w:rPr>
+          <w:sz w:val="28"/>
+          <w:b/>
+        </w:rPr>
+        <w:t xml:space="preserve">What was measured on 28 September</w:t>
+      </w:r>
+    </w:p>
+    <w:p>
+      <w:pPr>
+        <w:spacing w:before="0" w:after="120"/>
+        <w:rPr>
+          <w:sz w:val="22"/>
+        </w:rPr>
+      </w:pPr>
+      <w:r>
+        <w:rPr>
+          <w:sz w:val="22"/>
+          <w:b/>
+        </w:rPr>
+        <w:t xml:space="preserve">It no longer reproduces.</w:t>
+      </w:r>
+      <w:r>
+        <w:rPr>
+          <w:sz w:val="22"/>
+        </w:rPr>
+        <w:t xml:space="preserve"> MerchantE's call now returns 200 and carries </w:t>
+      </w:r>
+      <w:r>
+        <w:rPr>
+          <w:sz w:val="22"/>
+          <w:rFonts w:ascii="Consolas" w:hAnsi="Consolas"/>
+          <w:sz w:val="20"/>
+        </w:rPr>
+        <w:t xml:space="preserve">"payment_gateway":"MERCHANT_E"</w:t>
+      </w:r>
+      <w:r>
+        <w:rPr>
+          <w:sz w:val="22"/>
+        </w:rPr>
+        <w:t xml:space="preserve">, the gateway resolves, and the legend renders </w:t>
+      </w:r>
+      <w:r>
+        <w:rPr>
+          <w:sz w:val="22"/>
+          <w:b/>
+        </w:rPr>
+        <w:t xml:space="preserve">Token</w:t>
+      </w:r>
+      <w:r>
+        <w:rPr>
+          <w:sz w:val="22"/>
+        </w:rPr>
+        <w:t xml:space="preserve"> and </w:t>
+      </w:r>
+      <w:r>
+        <w:rPr>
+          <w:sz w:val="22"/>
+          <w:b/>
+        </w:rPr>
+        <w:t xml:space="preserve">Card</w:t>
+      </w:r>
+      <w:r>
+        <w:rPr>
+          <w:sz w:val="22"/>
+        </w:rPr>
+        <w:t xml:space="preserve"> — correctly. This is visible in the MerchantE screenshot in defect 1, marked in green.</w:t>
+      </w:r>
+    </w:p>
+    <w:p>
+      <w:pPr>
+        <w:spacing w:before="0" w:after="120"/>
+        <w:rPr>
+          <w:sz w:val="22"/>
+        </w:rPr>
+      </w:pPr>
+      <w:r>
+        <w:rPr>
+          <w:sz w:val="22"/>
+        </w:rPr>
+        <w:t xml:space="preserve">The original observation is not withdrawn. It was real, and the code path that produced it is still there — it simply cannot be reached at the moment because the call it depended on has started succeeding.</w:t>
+      </w:r>
+    </w:p>
+    <w:p>
+      <w:pPr>
+        <w:spacing w:before="280" w:after="120"/>
+        <w:rPr>
+          <w:sz w:val="28"/>
+          <w:b/>
+        </w:rPr>
+      </w:pPr>
+      <w:r>
+        <w:rPr>
+          <w:sz w:val="28"/>
+          <w:b/>
+        </w:rPr>
+        <w:t xml:space="preserve">What pins the cause — still live in the code</w:t>
+      </w:r>
+    </w:p>
+    <w:p>
+      <w:pPr>
+        <w:spacing w:before="0" w:after="120"/>
+        <w:rPr>
+          <w:sz w:val="22"/>
+        </w:rPr>
+      </w:pPr>
+      <w:r>
+        <w:rPr>
+          <w:sz w:val="22"/>
+        </w:rPr>
+        <w:t xml:space="preserve">In </w:t>
+      </w:r>
+      <w:r>
+        <w:rPr>
+          <w:sz w:val="22"/>
+          <w:rFonts w:ascii="Consolas" w:hAnsi="Consolas"/>
+          <w:sz w:val="20"/>
+        </w:rPr>
+        <w:t xml:space="preserve">PaymentTrends/index.js</w:t>
+      </w:r>
+      <w:r>
+        <w:rPr>
+          <w:sz w:val="22"/>
+        </w:rPr>
+        <w:t xml:space="preserve">:</w:t>
       </w:r>
     </w:p>
     <w:p>
@@ -3524,20 +5085,15 @@
         <w:rPr>
           <w:sz w:val="22"/>
         </w:rPr>
-        <w:t xml:space="preserve">• </w:t>
-      </w:r>
-      <w:r>
-        <w:rPr>
-          <w:sz w:val="22"/>
-          <w:b/>
-        </w:rPr>
-        <w:t xml:space="preserve">167</w:t>
-      </w:r>
-      <w:r>
-        <w:rPr>
-          <w:sz w:val="22"/>
-        </w:rPr>
-        <w:t xml:space="preserve"> — redirects to the no-users-assigned page</w:t>
+        <w:t xml:space="preserve">• line 357 — </w:t>
+      </w:r>
+      <w:r>
+        <w:rPr>
+          <w:sz w:val="22"/>
+          <w:rFonts w:ascii="Consolas" w:hAnsi="Consolas"/>
+          <w:sz w:val="20"/>
+        </w:rPr>
+        <w:t xml:space="preserve">const [gateWay, setGateWay] = useState("")</w:t>
       </w:r>
     </w:p>
     <w:p>
@@ -3552,121 +5108,7 @@
         <w:rPr>
           <w:sz w:val="22"/>
         </w:rPr>
-        <w:t xml:space="preserve">• </w:t>
-      </w:r>
-      <w:r>
-        <w:rPr>
-          <w:sz w:val="22"/>
-          <w:b/>
-        </w:rPr>
-        <w:t xml:space="preserve">401</w:t>
-      </w:r>
-      <w:r>
-        <w:rPr>
-          <w:sz w:val="22"/>
-        </w:rPr>
-        <w:t xml:space="preserve"> and </w:t>
-      </w:r>
-      <w:r>
-        <w:rPr>
-          <w:sz w:val="22"/>
-          <w:b/>
-        </w:rPr>
-        <w:t xml:space="preserve">484</w:t>
-      </w:r>
-      <w:r>
-        <w:rPr>
-          <w:sz w:val="22"/>
-        </w:rPr>
-        <w:t xml:space="preserve"> — clears storage and returns to sign-in</w:t>
-      </w:r>
-    </w:p>
-    <w:p>
-      <w:pPr>
-        <w:spacing w:before="0" w:after="120"/>
-        <w:rPr>
-          <w:sz w:val="22"/>
-        </w:rPr>
-      </w:pPr>
-      <w:r>
-        <w:rPr>
-          <w:sz w:val="22"/>
-        </w:rPr>
-        <w:t xml:space="preserve">Anything else falls through the function and returns without doing anything. A 400 is not in that list, so nothing happens at all — no message is raised and no state is changed.</w:t>
-      </w:r>
-    </w:p>
-    <w:p>
-      <w:pPr>
-        <w:spacing w:before="280" w:after="120"/>
-        <w:rPr>
-          <w:sz w:val="28"/>
-          <w:b/>
-        </w:rPr>
-      </w:pPr>
-      <w:r>
-        <w:rPr>
-          <w:sz w:val="28"/>
-          <w:b/>
-        </w:rPr>
-        <w:t xml:space="preserve">Impact</w:t>
-      </w:r>
-    </w:p>
-    <w:p>
-      <w:pPr>
-        <w:spacing w:before="0" w:after="120"/>
-        <w:rPr>
-          <w:sz w:val="22"/>
-        </w:rPr>
-      </w:pPr>
-      <w:r>
-        <w:rPr>
-          <w:sz w:val="22"/>
-        </w:rPr>
-        <w:t xml:space="preserve">A merchant whose data fails to load is shown an empty chart and told it is their figures. They may reasonably conclude they took no payments that period. Support cannot tell the two cases apart from a screenshot either.</w:t>
-      </w:r>
-    </w:p>
-    <w:p>
-      <w:pPr>
-        <w:spacing w:before="0" w:after="120"/>
-        <w:rPr>
-          <w:sz w:val="22"/>
-        </w:rPr>
-      </w:pPr>
-      <w:r>
-        <w:rPr>
-          <w:sz w:val="22"/>
-        </w:rPr>
-        <w:t xml:space="preserve">It also hides other faults during testing: a test that only checks the page renders will pass against a broken load, which is exactly how defect 1 went unnoticed for several weeks.</w:t>
-      </w:r>
-    </w:p>
-    <w:p>
-      <w:pPr>
-        <w:spacing w:before="280" w:after="120"/>
-        <w:rPr>
-          <w:sz w:val="28"/>
-          <w:b/>
-        </w:rPr>
-      </w:pPr>
-      <w:r>
-        <w:rPr>
-          <w:sz w:val="28"/>
-          <w:b/>
-        </w:rPr>
-        <w:t xml:space="preserve">Notes for the developer</w:t>
-      </w:r>
-    </w:p>
-    <w:p>
-      <w:pPr>
-        <w:spacing w:before="0" w:after="120"/>
-        <w:rPr>
-          <w:sz w:val="22"/>
-        </w:rPr>
-      </w:pPr>
-      <w:r>
-        <w:rPr>
-          <w:sz w:val="22"/>
-        </w:rPr>
-        <w:t xml:space="preserve">The pattern already exists elsewhere in the product — Payment Stats surfaces a message on the same class of failure. Adding a default branch to </w:t>
+        <w:t xml:space="preserve">• line 489 — </w:t>
       </w:r>
       <w:r>
         <w:rPr>
@@ -3674,206 +5116,21 @@
           <w:rFonts w:ascii="Consolas" w:hAnsi="Consolas"/>
           <w:sz w:val="20"/>
         </w:rPr>
-        <w:t xml:space="preserve">checkErroStatus</w:t>
-      </w:r>
-      <w:r>
-        <w:rPr>
-          <w:sz w:val="22"/>
-        </w:rPr>
-        <w:t xml:space="preserve">, or raising a message at the call site, would cover every code it does not already handle rather than only the 400.</w:t>
-      </w:r>
-    </w:p>
-    <w:p>
-      <w:pPr>
-        <w:spacing w:before="280" w:after="120"/>
-        <w:rPr>
-          <w:sz w:val="28"/>
-          <w:b/>
-        </w:rPr>
-      </w:pPr>
-      <w:r>
-        <w:rPr>
-          <w:sz w:val="28"/>
-          <w:b/>
-        </w:rPr>
-        <w:t xml:space="preserve">How to tell it is fixed</w:t>
-      </w:r>
-    </w:p>
-    <w:p>
-      <w:pPr>
-        <w:spacing w:before="0" w:after="120"/>
-        <w:rPr>
-          <w:sz w:val="22"/>
-        </w:rPr>
-      </w:pPr>
-      <w:r>
-        <w:rPr>
-          <w:sz w:val="22"/>
-        </w:rPr>
-        <w:t xml:space="preserve">Block the periodic stats call and open Payment Trends. A message should appear saying the figures could not be loaded.</w:t>
-      </w:r>
-    </w:p>
-    <w:p>
-      <w:pPr>
-        <w:spacing w:before="0" w:after="200"/>
-        <w:rPr>
-          <w:sz w:val="36"/>
-          <w:b/>
-        </w:rPr>
-      </w:pPr>
-      <w:r>
-        <w:rPr>
-          <w:sz w:val="36"/>
-          <w:b/>
-        </w:rPr>
-        <w:t xml:space="preserve">6. PT-NEG-11 — the legend falls back to another gateway's layout</w:t>
-      </w:r>
-    </w:p>
-    <w:p>
-      <w:pPr>
-        <w:spacing w:before="0" w:after="120"/>
-        <w:rPr>
-          <w:sz w:val="22"/>
-        </w:rPr>
-      </w:pPr>
-      <w:r>
-        <w:rPr>
-          <w:sz w:val="22"/>
-          <w:b/>
-        </w:rPr>
-        <w:t xml:space="preserve">Test case:</w:t>
-      </w:r>
-      <w:r>
-        <w:rPr>
-          <w:sz w:val="22"/>
-        </w:rPr>
-        <w:t xml:space="preserve"> PT-NEG-11 </w:t>
-      </w:r>
-      <w:r>
-        <w:rPr>
-          <w:sz w:val="22"/>
-          <w:b/>
-        </w:rPr>
-        <w:t xml:space="preserve">Priority:</w:t>
-      </w:r>
-      <w:r>
-        <w:rPr>
-          <w:sz w:val="22"/>
-        </w:rPr>
-        <w:t xml:space="preserve"> High </w:t>
-      </w:r>
-      <w:r>
-        <w:rPr>
-          <w:sz w:val="22"/>
-          <w:b/>
-        </w:rPr>
-        <w:t xml:space="preserve">Gateways seen on:</w:t>
-      </w:r>
-      <w:r>
-        <w:rPr>
-          <w:sz w:val="22"/>
-        </w:rPr>
-        <w:t xml:space="preserve"> MerchantE, and any account whose gateway shows the Token series </w:t>
-      </w:r>
-      <w:r>
-        <w:rPr>
-          <w:sz w:val="22"/>
-          <w:b/>
-        </w:rPr>
-        <w:t xml:space="preserve">Date observed:</w:t>
-      </w:r>
-      <w:r>
-        <w:rPr>
-          <w:sz w:val="22"/>
-        </w:rPr>
-        <w:t xml:space="preserve"> 14 September 2026</w:t>
-      </w:r>
-    </w:p>
-    <w:p>
-      <w:pPr>
-        <w:spacing w:before="280" w:after="120"/>
-        <w:rPr>
-          <w:sz w:val="28"/>
-          <w:b/>
-        </w:rPr>
-      </w:pPr>
-      <w:r>
-        <w:rPr>
-          <w:sz w:val="28"/>
-          <w:b/>
-        </w:rPr>
-        <w:t xml:space="preserve">Summary</w:t>
-      </w:r>
-    </w:p>
-    <w:p>
-      <w:pPr>
-        <w:spacing w:before="0" w:after="120"/>
-        <w:rPr>
-          <w:sz w:val="22"/>
-        </w:rPr>
-      </w:pPr>
-      <w:r>
-        <w:rPr>
-          <w:sz w:val="22"/>
-        </w:rPr>
-        <w:t xml:space="preserve">Payment Trends draws a different set of series depending on the merchant's gateway. Some show ACH and Card; others show Token and Card.</w:t>
-      </w:r>
-    </w:p>
-    <w:p>
-      <w:pPr>
-        <w:spacing w:before="0" w:after="120"/>
-        <w:rPr>
-          <w:sz w:val="22"/>
-        </w:rPr>
-      </w:pPr>
-      <w:r>
-        <w:rPr>
-          <w:sz w:val="22"/>
-        </w:rPr>
-        <w:t xml:space="preserve">When the call fails, the page does not find out which gateway the merchant is on — and instead of saying so, it silently draws the ACH layout. A Token-gateway merchant is shown a chart shaped for a different kind of account, with nothing to indicate anything went wrong.</w:t>
-      </w:r>
-    </w:p>
-    <w:p>
-      <w:pPr>
-        <w:spacing w:before="280" w:after="120"/>
-        <w:rPr>
-          <w:sz w:val="28"/>
-          <w:b/>
-        </w:rPr>
-      </w:pPr>
-      <w:r>
-        <w:rPr>
-          <w:sz w:val="28"/>
-          <w:b/>
-        </w:rPr>
-        <w:t xml:space="preserve">Steps to reproduce</w:t>
-      </w:r>
-    </w:p>
-    <w:p>
-      <w:pPr>
-        <w:spacing w:before="0" w:after="120"/>
-        <w:rPr>
-          <w:sz w:val="22"/>
-        </w:rPr>
-      </w:pPr>
-      <w:r>
-        <w:rPr>
-          <w:sz w:val="22"/>
-        </w:rPr>
-        <w:t xml:space="preserve">1. Sign in as the MerchantE merchant. 2. Confirm the gateway named in the portal header at the top right reads MerchantE. 3. Go to </w:t>
-      </w:r>
-      <w:r>
-        <w:rPr>
-          <w:sz w:val="22"/>
-          <w:b/>
-        </w:rPr>
-        <w:t xml:space="preserve">Payment Analytics → Payment Trends</w:t>
-      </w:r>
-      <w:r>
-        <w:rPr>
-          <w:sz w:val="22"/>
-        </w:rPr>
-        <w:t xml:space="preserve"> while the periodic stats call fails. On a healthy account, block </w:t>
+        <w:t xml:space="preserve">setGateWay(response?.data.data.payment_gateway)</w:t>
+      </w:r>
+    </w:p>
+    <w:p>
+      <w:pPr>
+        <w:spacing w:before="0" w:after="120"/>
+        <w:rPr>
+          <w:sz w:val="22"/>
+        </w:rPr>
+      </w:pPr>
+      <w:r>
+        <w:rPr>
+          <w:sz w:val="22"/>
+        </w:rPr>
+        <w:t xml:space="preserve">The gateway is only set once the call has succeeded. When it fails, the value stays the empty string it started as. Every later check compares against a specific gateway name — </w:t>
       </w:r>
       <w:r>
         <w:rPr>
@@ -3881,129 +5138,13 @@
           <w:rFonts w:ascii="Consolas" w:hAnsi="Consolas"/>
           <w:sz w:val="20"/>
         </w:rPr>
-        <w:t xml:space="preserve">periodic_payment_stats_us</w:t>
-      </w:r>
-      <w:r>
-        <w:rPr>
-          <w:sz w:val="22"/>
-        </w:rPr>
-        <w:t xml:space="preserve"> in the browser's network tools. 4. Read the chart legend.</w:t>
-      </w:r>
-    </w:p>
-    <w:p>
-      <w:pPr>
-        <w:spacing w:before="280" w:after="120"/>
-        <w:rPr>
-          <w:sz w:val="28"/>
-          <w:b/>
-        </w:rPr>
-      </w:pPr>
-      <w:r>
-        <w:rPr>
-          <w:sz w:val="28"/>
-          <w:b/>
-        </w:rPr>
-        <w:t xml:space="preserve">Expected result</w:t>
-      </w:r>
-    </w:p>
-    <w:p>
-      <w:pPr>
-        <w:spacing w:before="0" w:after="120"/>
-        <w:rPr>
-          <w:sz w:val="22"/>
-        </w:rPr>
-      </w:pPr>
-      <w:r>
-        <w:rPr>
-          <w:sz w:val="22"/>
-        </w:rPr>
-        <w:t xml:space="preserve">The legend matches the merchant's real gateway — Token and Card for MerchantE. If the gateway cannot be determined, the page says so rather than guessing.</w:t>
-      </w:r>
-    </w:p>
-    <w:p>
-      <w:pPr>
-        <w:spacing w:before="280" w:after="120"/>
-        <w:rPr>
-          <w:sz w:val="28"/>
-          <w:b/>
-        </w:rPr>
-      </w:pPr>
-      <w:r>
-        <w:rPr>
-          <w:sz w:val="28"/>
-          <w:b/>
-        </w:rPr>
-        <w:t xml:space="preserve">Actual result</w:t>
-      </w:r>
-    </w:p>
-    <w:p>
-      <w:pPr>
-        <w:spacing w:before="0" w:after="120"/>
-        <w:rPr>
-          <w:sz w:val="22"/>
-        </w:rPr>
-      </w:pPr>
-      <w:r>
-        <w:rPr>
-          <w:sz w:val="22"/>
-        </w:rPr>
-        <w:t xml:space="preserve">The legend rendered </w:t>
-      </w:r>
-      <w:r>
-        <w:rPr>
-          <w:sz w:val="22"/>
-          <w:b/>
-        </w:rPr>
-        <w:t xml:space="preserve">Ach</w:t>
-      </w:r>
-      <w:r>
-        <w:rPr>
-          <w:sz w:val="22"/>
-        </w:rPr>
-        <w:t xml:space="preserve"> and </w:t>
-      </w:r>
-      <w:r>
-        <w:rPr>
-          <w:sz w:val="22"/>
-          <w:b/>
-        </w:rPr>
-        <w:t xml:space="preserve">Card</w:t>
-      </w:r>
-      <w:r>
-        <w:rPr>
-          <w:sz w:val="22"/>
-        </w:rPr>
-        <w:t xml:space="preserve">: the layout belonging to a different group of gateways, on an account whose header plainly reads MerchantE.</w:t>
-      </w:r>
-    </w:p>
-    <w:p>
-      <w:pPr>
-        <w:spacing w:before="280" w:after="120"/>
-        <w:rPr>
-          <w:sz w:val="28"/>
-          <w:b/>
-        </w:rPr>
-      </w:pPr>
-      <w:r>
-        <w:rPr>
-          <w:sz w:val="28"/>
-          <w:b/>
-        </w:rPr>
-        <w:t xml:space="preserve">What pins the cause</w:t>
-      </w:r>
-    </w:p>
-    <w:p>
-      <w:pPr>
-        <w:spacing w:before="0" w:after="120"/>
-        <w:rPr>
-          <w:sz w:val="22"/>
-        </w:rPr>
-      </w:pPr>
-      <w:r>
-        <w:rPr>
-          <w:sz w:val="22"/>
-        </w:rPr>
-        <w:t xml:space="preserve">In </w:t>
+        <w:t xml:space="preserve">gateWay === "SNAP_PAY"</w:t>
+      </w:r>
+      <w:r>
+        <w:rPr>
+          <w:sz w:val="22"/>
+        </w:rPr>
+        <w:t xml:space="preserve">, </w:t>
       </w:r>
       <w:r>
         <w:rPr>
@@ -4011,28 +5152,57 @@
           <w:rFonts w:ascii="Consolas" w:hAnsi="Consolas"/>
           <w:sz w:val="20"/>
         </w:rPr>
-        <w:t xml:space="preserve">PaymentTrends/index.js</w:t>
-      </w:r>
-      <w:r>
-        <w:rPr>
-          <w:sz w:val="22"/>
-        </w:rPr>
-        <w:t xml:space="preserve">:</w:t>
-      </w:r>
-    </w:p>
-    <w:p>
-      <w:pPr>
-        <w:spacing w:before="0" w:after="80"/>
-        <w:ind w:left="360"/>
-        <w:rPr>
-          <w:sz w:val="22"/>
-        </w:rPr>
-      </w:pPr>
-      <w:r>
-        <w:rPr>
-          <w:sz w:val="22"/>
-        </w:rPr>
-        <w:t xml:space="preserve">• line 357 — </w:t>
+        <w:t xml:space="preserve">gateWay === "MERCHANT_E"</w:t>
+      </w:r>
+      <w:r>
+        <w:rPr>
+          <w:sz w:val="22"/>
+        </w:rPr>
+        <w:t xml:space="preserve"> and so on — so an empty value fails all of them and the code falls through to the ACH and Card default.</w:t>
+      </w:r>
+    </w:p>
+    <w:p>
+      <w:pPr>
+        <w:spacing w:before="0" w:after="120"/>
+        <w:rPr>
+          <w:sz w:val="22"/>
+        </w:rPr>
+      </w:pPr>
+      <w:r>
+        <w:rPr>
+          <w:sz w:val="22"/>
+        </w:rPr>
+        <w:t xml:space="preserve">The empty string is treated as a real answer rather than as "not known yet". That is unchanged.</w:t>
+      </w:r>
+    </w:p>
+    <w:p>
+      <w:pPr>
+        <w:spacing w:before="280" w:after="120"/>
+        <w:rPr>
+          <w:sz w:val="28"/>
+          <w:b/>
+        </w:rPr>
+      </w:pPr>
+      <w:r>
+        <w:rPr>
+          <w:sz w:val="28"/>
+          <w:b/>
+        </w:rPr>
+        <w:t xml:space="preserve">How to confirm it is still a defect</w:t>
+      </w:r>
+    </w:p>
+    <w:p>
+      <w:pPr>
+        <w:spacing w:before="0" w:after="120"/>
+        <w:rPr>
+          <w:sz w:val="22"/>
+        </w:rPr>
+      </w:pPr>
+      <w:r>
+        <w:rPr>
+          <w:sz w:val="22"/>
+        </w:rPr>
+        <w:t xml:space="preserve">Block </w:t>
       </w:r>
       <w:r>
         <w:rPr>
@@ -4040,86 +5210,13 @@
           <w:rFonts w:ascii="Consolas" w:hAnsi="Consolas"/>
           <w:sz w:val="20"/>
         </w:rPr>
-        <w:t xml:space="preserve">const [gateWay, setGateWay] = useState("")</w:t>
-      </w:r>
-    </w:p>
-    <w:p>
-      <w:pPr>
-        <w:spacing w:before="0" w:after="80"/>
-        <w:ind w:left="360"/>
-        <w:rPr>
-          <w:sz w:val="22"/>
-        </w:rPr>
-      </w:pPr>
-      <w:r>
-        <w:rPr>
-          <w:sz w:val="22"/>
-        </w:rPr>
-        <w:t xml:space="preserve">• line 489 — </w:t>
-      </w:r>
-      <w:r>
-        <w:rPr>
-          <w:sz w:val="22"/>
-          <w:rFonts w:ascii="Consolas" w:hAnsi="Consolas"/>
-          <w:sz w:val="20"/>
-        </w:rPr>
-        <w:t xml:space="preserve">setGateWay(response?.data.data.payment_gateway)</w:t>
-      </w:r>
-    </w:p>
-    <w:p>
-      <w:pPr>
-        <w:spacing w:before="0" w:after="120"/>
-        <w:rPr>
-          <w:sz w:val="22"/>
-        </w:rPr>
-      </w:pPr>
-      <w:r>
-        <w:rPr>
-          <w:sz w:val="22"/>
-        </w:rPr>
-        <w:t xml:space="preserve">The gateway is only set once the call has succeeded. When it fails, the value stays as the empty string it started as. Every later check is written as a comparison against a specific gateway name — </w:t>
-      </w:r>
-      <w:r>
-        <w:rPr>
-          <w:sz w:val="22"/>
-          <w:rFonts w:ascii="Consolas" w:hAnsi="Consolas"/>
-          <w:sz w:val="20"/>
-        </w:rPr>
-        <w:t xml:space="preserve">gateWay === "SNAP_PAY"</w:t>
-      </w:r>
-      <w:r>
-        <w:rPr>
-          <w:sz w:val="22"/>
-        </w:rPr>
-        <w:t xml:space="preserve">, </w:t>
-      </w:r>
-      <w:r>
-        <w:rPr>
-          <w:sz w:val="22"/>
-          <w:rFonts w:ascii="Consolas" w:hAnsi="Consolas"/>
-          <w:sz w:val="20"/>
-        </w:rPr>
-        <w:t xml:space="preserve">gateWay === "MERCHANT_E"</w:t>
-      </w:r>
-      <w:r>
-        <w:rPr>
-          <w:sz w:val="22"/>
-        </w:rPr>
-        <w:t xml:space="preserve"> and so on — so an empty value fails all of them and the code falls through to the ACH and Card default.</w:t>
-      </w:r>
-    </w:p>
-    <w:p>
-      <w:pPr>
-        <w:spacing w:before="0" w:after="120"/>
-        <w:rPr>
-          <w:sz w:val="22"/>
-        </w:rPr>
-      </w:pPr>
-      <w:r>
-        <w:rPr>
-          <w:sz w:val="22"/>
-        </w:rPr>
-        <w:t xml:space="preserve">The empty string is treated as a real answer rather than as "not known yet".</w:t>
+        <w:t xml:space="preserve">periodic_payment_stats_us</w:t>
+      </w:r>
+      <w:r>
+        <w:rPr>
+          <w:sz w:val="22"/>
+        </w:rPr>
+        <w:t xml:space="preserve"> in the browser's network tools and open Payment Trends as MerchantE, SnapPay or CommerceHub. If the legend shows Ach and Card, the defect is live. This should be done before the ticket is either fixed or closed.</w:t>
       </w:r>
     </w:p>
     <w:p>
@@ -4149,47 +5246,7 @@
         <w:rPr>
           <w:sz w:val="22"/>
         </w:rPr>
-        <w:t xml:space="preserve">The legend, the bars and the summary cards all key off the same unresolved value, so a failed call does not just lose the data — it redraws the page as a different kind of account. The merchant has no way to tell.</w:t>
-      </w:r>
-    </w:p>
-    <w:p>
-      <w:pPr>
-        <w:spacing w:before="0" w:after="120"/>
-        <w:rPr>
-          <w:sz w:val="22"/>
-        </w:rPr>
-      </w:pPr>
-      <w:r>
-        <w:rPr>
-          <w:sz w:val="22"/>
-        </w:rPr>
-        <w:t xml:space="preserve">This is also why </w:t>
-      </w:r>
-      <w:r>
-        <w:rPr>
-          <w:sz w:val="22"/>
-          <w:b/>
-        </w:rPr>
-        <w:t xml:space="preserve">PT-LEG-02 cannot be completed on MerchantE</w:t>
-      </w:r>
-      <w:r>
-        <w:rPr>
-          <w:sz w:val="22"/>
-        </w:rPr>
-        <w:t xml:space="preserve"> and why </w:t>
-      </w:r>
-      <w:r>
-        <w:rPr>
-          <w:sz w:val="22"/>
-          <w:b/>
-        </w:rPr>
-        <w:t xml:space="preserve">PT-TIP-02 cannot be run at all</w:t>
-      </w:r>
-      <w:r>
-        <w:rPr>
-          <w:sz w:val="22"/>
-        </w:rPr>
-        <w:t xml:space="preserve">: both need a Token legend that this defect replaces.</w:t>
+        <w:t xml:space="preserve">The legend, the bars and the summary cards all key off the same unresolved value, so a failed call does not just lose the data — it redraws the page as a different kind of account, with nothing to say so.</w:t>
       </w:r>
     </w:p>
     <w:p>
@@ -4219,37 +5276,7 @@
         <w:rPr>
           <w:sz w:val="22"/>
         </w:rPr>
-        <w:t xml:space="preserve">Holding the gateway as unknown until it is actually known, and rendering nothing rather than a default while it is, would stop the page asserting something untrue. Pairing that with defect 5 would cover the case properly — say the load failed, and do not draw a chart shaped for the wrong account in the meantime.</w:t>
-      </w:r>
-    </w:p>
-    <w:p>
-      <w:pPr>
-        <w:spacing w:before="280" w:after="120"/>
-        <w:rPr>
-          <w:sz w:val="28"/>
-          <w:b/>
-        </w:rPr>
-      </w:pPr>
-      <w:r>
-        <w:rPr>
-          <w:sz w:val="28"/>
-          <w:b/>
-        </w:rPr>
-        <w:t xml:space="preserve">How to tell it is fixed</w:t>
-      </w:r>
-    </w:p>
-    <w:p>
-      <w:pPr>
-        <w:spacing w:before="0" w:after="120"/>
-        <w:rPr>
-          <w:sz w:val="22"/>
-        </w:rPr>
-      </w:pPr>
-      <w:r>
-        <w:rPr>
-          <w:sz w:val="22"/>
-        </w:rPr>
-        <w:t xml:space="preserve">Block the periodic stats call and open Payment Trends as MerchantE. The page should not show an Ach and Card legend.</w:t>
+        <w:t xml:space="preserve">Holding the gateway as unknown until it is actually known, and rendering nothing rather than a default while it is, would stop the page asserting something untrue. Pairing that with defect 5 covers the case properly: say the load failed, and do not draw a chart shaped for the wrong account in the meantime.</w:t>
       </w:r>
     </w:p>
     <w:p>
